--- a/Assignment_Report.docx
+++ b/Assignment_Report.docx
@@ -385,7 +385,35 @@
               <w:rPr>
                 <w:color w:val="1A365D"/>
               </w:rPr>
-              <w:t xml:space="preserve">Python 3.x with NetworkX, Tkinter, and </w:t>
+              <w:t xml:space="preserve">Python 3.x with </w:t>
+            </w:r>
+            <w:proofErr w:type="spellStart"/>
+            <w:r>
+              <w:rPr>
+                <w:color w:val="1A365D"/>
+              </w:rPr>
+              <w:t>NetworkX</w:t>
+            </w:r>
+            <w:proofErr w:type="spellEnd"/>
+            <w:r>
+              <w:rPr>
+                <w:color w:val="1A365D"/>
+              </w:rPr>
+              <w:t xml:space="preserve">, </w:t>
+            </w:r>
+            <w:proofErr w:type="spellStart"/>
+            <w:r>
+              <w:rPr>
+                <w:color w:val="1A365D"/>
+              </w:rPr>
+              <w:t>Tkinter</w:t>
+            </w:r>
+            <w:proofErr w:type="spellEnd"/>
+            <w:r>
+              <w:rPr>
+                <w:color w:val="1A365D"/>
+              </w:rPr>
+              <w:t xml:space="preserve">, and </w:t>
             </w:r>
             <w:r>
               <w:rPr>
@@ -626,54 +654,6 @@
         <w:rPr>
           <w:b/>
         </w:rPr>
-      </w:pPr>
-    </w:p>
-    <w:p>
-      <w:pPr>
-        <w:jc w:val="both"/>
-        <w:rPr>
-          <w:b/>
-        </w:rPr>
-      </w:pPr>
-    </w:p>
-    <w:p>
-      <w:pPr>
-        <w:jc w:val="both"/>
-        <w:rPr>
-          <w:b/>
-        </w:rPr>
-      </w:pPr>
-    </w:p>
-    <w:p>
-      <w:pPr>
-        <w:jc w:val="both"/>
-        <w:rPr>
-          <w:b/>
-        </w:rPr>
-      </w:pPr>
-    </w:p>
-    <w:p>
-      <w:pPr>
-        <w:jc w:val="both"/>
-        <w:rPr>
-          <w:b/>
-        </w:rPr>
-      </w:pPr>
-    </w:p>
-    <w:p>
-      <w:pPr>
-        <w:jc w:val="both"/>
-        <w:rPr>
-          <w:b/>
-        </w:rPr>
-      </w:pPr>
-    </w:p>
-    <w:p>
-      <w:pPr>
-        <w:jc w:val="both"/>
-        <w:rPr>
-          <w:b/>
-        </w:rPr>
         <w:sectPr>
           <w:type w:val="continuous"/>
           <w:pgSz w:w="12240" w:h="15840"/>
@@ -681,12 +661,6 @@
           <w:cols w:space="720"/>
         </w:sectPr>
       </w:pPr>
-      <w:r>
-        <w:rPr>
-          <w:b/>
-        </w:rPr>
-        <w:t>GitHublink:</w:t>
-      </w:r>
     </w:p>
     <w:p>
       <w:pPr>
@@ -714,7 +688,23 @@
           <w:color w:val="333333"/>
           <w:lang w:val="en-IN"/>
         </w:rPr>
-        <w:t>This project focuses on the design, implementation, and analysis of two fundamental network algorithms applied to a 14-node network topology. The main objective is to address key challenges in network optimization, cost efficiency, and reliability, which are essential in modern communication systems such as computer networks and data centers.</w:t>
+        <w:t xml:space="preserve">This project focuses on the design, implementation, and analysis of two fundamental network algorithms applied to a 14-node network topology. The main objective is to address key challenges in network optimization, cost efficiency, and reliability, which are essential in modern communication systems such as computer networks and data </w:t>
+      </w:r>
+      <w:proofErr w:type="spellStart"/>
+      <w:r>
+        <w:rPr>
+          <w:color w:val="333333"/>
+          <w:lang w:val="en-IN"/>
+        </w:rPr>
+        <w:t>centers</w:t>
+      </w:r>
+      <w:proofErr w:type="spellEnd"/>
+      <w:r>
+        <w:rPr>
+          <w:color w:val="333333"/>
+          <w:lang w:val="en-IN"/>
+        </w:rPr>
+        <w:t>.</w:t>
       </w:r>
     </w:p>
     <w:p>
@@ -1440,6 +1430,7 @@
                                     </w:rPr>
                                     <w:t xml:space="preserve">Technology </w:t>
                                   </w:r>
+                                  <w:proofErr w:type="spellStart"/>
                                   <w:r>
                                     <w:rPr>
                                       <w:b/>
@@ -1448,6 +1439,7 @@
                                     </w:rPr>
                                     <w:t>Componen</w:t>
                                   </w:r>
+                                  <w:proofErr w:type="spellEnd"/>
                                 </w:p>
                               </w:tc>
                               <w:tc>
@@ -1659,11 +1651,19 @@
                                       <w:sz w:val="20"/>
                                     </w:rPr>
                                   </w:pPr>
+                                  <w:proofErr w:type="spellStart"/>
                                   <w:r>
                                     <w:rPr>
                                       <w:sz w:val="20"/>
                                     </w:rPr>
-                                    <w:t xml:space="preserve">NetworkX </w:t>
+                                    <w:t>NetworkX</w:t>
+                                  </w:r>
+                                  <w:proofErr w:type="spellEnd"/>
+                                  <w:r>
+                                    <w:rPr>
+                                      <w:sz w:val="20"/>
+                                    </w:rPr>
+                                    <w:t xml:space="preserve"> </w:t>
                                   </w:r>
                                   <w:r>
                                     <w:rPr>
@@ -1754,6 +1754,7 @@
                                       <w:sz w:val="20"/>
                                     </w:rPr>
                                   </w:pPr>
+                                  <w:proofErr w:type="spellStart"/>
                                   <w:r>
                                     <w:rPr>
                                       <w:spacing w:val="-2"/>
@@ -1761,6 +1762,7 @@
                                     </w:rPr>
                                     <w:t>Tkinter</w:t>
                                   </w:r>
+                                  <w:proofErr w:type="spellEnd"/>
                                 </w:p>
                               </w:tc>
                               <w:tc>
@@ -1920,11 +1922,19 @@
                                       <w:sz w:val="20"/>
                                     </w:rPr>
                                   </w:pPr>
+                                  <w:proofErr w:type="spellStart"/>
                                   <w:r>
                                     <w:rPr>
                                       <w:sz w:val="20"/>
                                     </w:rPr>
-                                    <w:t>Heapq, Union-</w:t>
+                                    <w:t>Heapq</w:t>
+                                  </w:r>
+                                  <w:proofErr w:type="spellEnd"/>
+                                  <w:r>
+                                    <w:rPr>
+                                      <w:sz w:val="20"/>
+                                    </w:rPr>
+                                    <w:t>, Union-</w:t>
                                   </w:r>
                                   <w:r>
                                     <w:rPr>
@@ -2229,6 +2239,7 @@
                               </w:rPr>
                               <w:t xml:space="preserve">Technology </w:t>
                             </w:r>
+                            <w:proofErr w:type="spellStart"/>
                             <w:r>
                               <w:rPr>
                                 <w:b/>
@@ -2237,6 +2248,7 @@
                               </w:rPr>
                               <w:t>Componen</w:t>
                             </w:r>
+                            <w:proofErr w:type="spellEnd"/>
                           </w:p>
                         </w:tc>
                         <w:tc>
@@ -2448,11 +2460,19 @@
                                 <w:sz w:val="20"/>
                               </w:rPr>
                             </w:pPr>
+                            <w:proofErr w:type="spellStart"/>
                             <w:r>
                               <w:rPr>
                                 <w:sz w:val="20"/>
                               </w:rPr>
-                              <w:t xml:space="preserve">NetworkX </w:t>
+                              <w:t>NetworkX</w:t>
+                            </w:r>
+                            <w:proofErr w:type="spellEnd"/>
+                            <w:r>
+                              <w:rPr>
+                                <w:sz w:val="20"/>
+                              </w:rPr>
+                              <w:t xml:space="preserve"> </w:t>
                             </w:r>
                             <w:r>
                               <w:rPr>
@@ -2543,6 +2563,7 @@
                                 <w:sz w:val="20"/>
                               </w:rPr>
                             </w:pPr>
+                            <w:proofErr w:type="spellStart"/>
                             <w:r>
                               <w:rPr>
                                 <w:spacing w:val="-2"/>
@@ -2550,6 +2571,7 @@
                               </w:rPr>
                               <w:t>Tkinter</w:t>
                             </w:r>
+                            <w:proofErr w:type="spellEnd"/>
                           </w:p>
                         </w:tc>
                         <w:tc>
@@ -2709,11 +2731,19 @@
                                 <w:sz w:val="20"/>
                               </w:rPr>
                             </w:pPr>
+                            <w:proofErr w:type="spellStart"/>
                             <w:r>
                               <w:rPr>
                                 <w:sz w:val="20"/>
                               </w:rPr>
-                              <w:t>Heapq, Union-</w:t>
+                              <w:t>Heapq</w:t>
+                            </w:r>
+                            <w:proofErr w:type="spellEnd"/>
+                            <w:r>
+                              <w:rPr>
+                                <w:sz w:val="20"/>
+                              </w:rPr>
+                              <w:t>, Union-</w:t>
                             </w:r>
                             <w:r>
                               <w:rPr>
@@ -3005,6 +3035,7 @@
         </w:rPr>
         <w:t xml:space="preserve"> </w:t>
       </w:r>
+      <w:proofErr w:type="spellStart"/>
       <w:r>
         <w:rPr>
           <w:spacing w:val="-2"/>
@@ -3018,6 +3049,7 @@
         </w:rPr>
         <w:t>s</w:t>
       </w:r>
+      <w:proofErr w:type="spellEnd"/>
     </w:p>
     <w:p>
       <w:pPr>
@@ -3126,6 +3158,7 @@
         </w:rPr>
         <w:t xml:space="preserve">The project leverages several powerful Python libraries to ensure efficient implementation, visualization, and user interaction. </w:t>
       </w:r>
+      <w:proofErr w:type="spellStart"/>
       <w:r>
         <w:rPr>
           <w:b/>
@@ -3134,6 +3167,7 @@
         </w:rPr>
         <w:t>NetworkX</w:t>
       </w:r>
+      <w:proofErr w:type="spellEnd"/>
       <w:r>
         <w:rPr>
           <w:lang w:val="en-IN"/>
@@ -3166,6 +3200,7 @@
         </w:rPr>
         <w:t xml:space="preserve">For the user interface, </w:t>
       </w:r>
+      <w:proofErr w:type="spellStart"/>
       <w:r>
         <w:rPr>
           <w:b/>
@@ -3174,6 +3209,7 @@
         </w:rPr>
         <w:t>Tkinter</w:t>
       </w:r>
+      <w:proofErr w:type="spellEnd"/>
       <w:r>
         <w:rPr>
           <w:lang w:val="en-IN"/>
@@ -3246,6 +3282,7 @@
         </w:rPr>
         <w:t xml:space="preserve">Additionally, the </w:t>
       </w:r>
+      <w:proofErr w:type="spellStart"/>
       <w:r>
         <w:rPr>
           <w:b/>
@@ -3254,6 +3291,7 @@
         </w:rPr>
         <w:t>Heapq</w:t>
       </w:r>
+      <w:proofErr w:type="spellEnd"/>
       <w:r>
         <w:rPr>
           <w:lang w:val="en-IN"/>
@@ -3284,7 +3322,21 @@
         <w:rPr>
           <w:lang w:val="en-IN"/>
         </w:rPr>
-        <w:t>Together, these libraries provide a robust and efficient framework for implementing, visualizing, and analyzing network algorithms within this project.</w:t>
+        <w:t xml:space="preserve">Together, these libraries provide a robust and efficient framework for implementing, visualizing, and </w:t>
+      </w:r>
+      <w:proofErr w:type="spellStart"/>
+      <w:r>
+        <w:rPr>
+          <w:lang w:val="en-IN"/>
+        </w:rPr>
+        <w:t>analyzing</w:t>
+      </w:r>
+      <w:proofErr w:type="spellEnd"/>
+      <w:r>
+        <w:rPr>
+          <w:lang w:val="en-IN"/>
+        </w:rPr>
+        <w:t xml:space="preserve"> network algorithms within this project.</w:t>
       </w:r>
     </w:p>
     <w:p>
@@ -3767,7 +3819,79 @@
         <w:rPr>
           <w:color w:val="333333"/>
         </w:rPr>
-        <w:t xml:space="preserve">Kruskal's algorithm constructs the minimum spanning tree through a greedy approach. The algorithm processes edges in sorted order of increasing weight and adds each edge to the result set if it connects two previously disconnected components. Algorithm Steps: 1. Sort all edges by weight in ascending order: Complexity O(E log E) 2. Initialize Union-Find data structure: Complexity O(V) 3. Iterate through sorted edges and conditionally add: Complexity O(E * alpha(V)) 4. Return MST containing exactly V-1 edges Time Complexity: O(E log E) dominated by the sorting operation. Space Complexity: O(V) for the Union-Find structure. For the 14-node network with 21 edges: O(21 log 21) approximately 93 operations. Union-Find Operations: - find(x): Returns the representative element of the component containing x with path compression optimization providing O(alpha(V)) amortized complexity. - union(x,y): Merges the components containing elements x and y using union by rank </w:t>
+        <w:t xml:space="preserve">Kruskal's algorithm constructs the minimum spanning tree through a greedy approach. The algorithm processes edges in sorted order of increasing weight and adds each edge to the result set if it connects two previously disconnected components. Algorithm Steps: 1. Sort all edges by weight in ascending order: Complexity </w:t>
+      </w:r>
+      <w:proofErr w:type="gramStart"/>
+      <w:r>
+        <w:rPr>
+          <w:color w:val="333333"/>
+        </w:rPr>
+        <w:t>O(</w:t>
+      </w:r>
+      <w:proofErr w:type="gramEnd"/>
+      <w:r>
+        <w:rPr>
+          <w:color w:val="333333"/>
+        </w:rPr>
+        <w:t xml:space="preserve">E log E) 2. Initialize Union-Find data structure: Complexity O(V) 3. Iterate through sorted edges and conditionally add: Complexity </w:t>
+      </w:r>
+      <w:proofErr w:type="gramStart"/>
+      <w:r>
+        <w:rPr>
+          <w:color w:val="333333"/>
+        </w:rPr>
+        <w:t>O(</w:t>
+      </w:r>
+      <w:proofErr w:type="gramEnd"/>
+      <w:r>
+        <w:rPr>
+          <w:color w:val="333333"/>
+        </w:rPr>
+        <w:t xml:space="preserve">E * alpha(V)) 4. Return MST containing exactly V-1 edges Time Complexity: </w:t>
+      </w:r>
+      <w:proofErr w:type="gramStart"/>
+      <w:r>
+        <w:rPr>
+          <w:color w:val="333333"/>
+        </w:rPr>
+        <w:t>O(</w:t>
+      </w:r>
+      <w:proofErr w:type="gramEnd"/>
+      <w:r>
+        <w:rPr>
+          <w:color w:val="333333"/>
+        </w:rPr>
+        <w:t xml:space="preserve">E log E) dominated by the sorting operation. Space Complexity: O(V) for the Union-Find structure. For the 14-node network with 21 edges: </w:t>
+      </w:r>
+      <w:proofErr w:type="gramStart"/>
+      <w:r>
+        <w:rPr>
+          <w:color w:val="333333"/>
+        </w:rPr>
+        <w:t>O(</w:t>
+      </w:r>
+      <w:proofErr w:type="gramEnd"/>
+      <w:r>
+        <w:rPr>
+          <w:color w:val="333333"/>
+        </w:rPr>
+        <w:t>21 log 21) approximately 93 operations. Union-Find Operations: - find(x): Returns the representative element of the component containing x with path compression optimization providing O(alpha(V)) amortized complexity. - union(</w:t>
+      </w:r>
+      <w:proofErr w:type="spellStart"/>
+      <w:proofErr w:type="gramStart"/>
+      <w:r>
+        <w:rPr>
+          <w:color w:val="333333"/>
+        </w:rPr>
+        <w:t>x,y</w:t>
+      </w:r>
+      <w:proofErr w:type="spellEnd"/>
+      <w:proofErr w:type="gramEnd"/>
+      <w:r>
+        <w:rPr>
+          <w:color w:val="333333"/>
+        </w:rPr>
+        <w:t xml:space="preserve">): Merges the components containing elements x and y using union by rank </w:t>
       </w:r>
       <w:r>
         <w:rPr>
@@ -3836,11 +3960,19 @@
         </w:rPr>
         <w:t xml:space="preserve"> </w:t>
       </w:r>
-      <w:r>
-        <w:rPr>
-          <w:color w:val="333333"/>
-        </w:rPr>
-        <w:t>O(E</w:t>
+      <w:proofErr w:type="gramStart"/>
+      <w:r>
+        <w:rPr>
+          <w:color w:val="333333"/>
+        </w:rPr>
+        <w:t>O(</w:t>
+      </w:r>
+      <w:proofErr w:type="gramEnd"/>
+      <w:r>
+        <w:rPr>
+          <w:color w:val="333333"/>
+        </w:rPr>
+        <w:t>E</w:t>
       </w:r>
       <w:r>
         <w:rPr>
@@ -4022,7 +4154,35 @@
         <w:rPr>
           <w:color w:val="333333"/>
         </w:rPr>
-        <w:t>graph copy 3. Repeat the process K times to discover K disjoint paths 4. Return all K paths sorted by increasing cost Total Complexity: O(K * E log V) = O(3 * 21 log 14) approximately 125 operations per</w:t>
+        <w:t xml:space="preserve">graph copy 3. Repeat the process K times to discover K disjoint paths 4. Return all K paths sorted by increasing cost Total Complexity: </w:t>
+      </w:r>
+      <w:proofErr w:type="gramStart"/>
+      <w:r>
+        <w:rPr>
+          <w:color w:val="333333"/>
+        </w:rPr>
+        <w:t>O(</w:t>
+      </w:r>
+      <w:proofErr w:type="gramEnd"/>
+      <w:r>
+        <w:rPr>
+          <w:color w:val="333333"/>
+        </w:rPr>
+        <w:t xml:space="preserve">K * E log V) = </w:t>
+      </w:r>
+      <w:proofErr w:type="gramStart"/>
+      <w:r>
+        <w:rPr>
+          <w:color w:val="333333"/>
+        </w:rPr>
+        <w:t>O(</w:t>
+      </w:r>
+      <w:proofErr w:type="gramEnd"/>
+      <w:r>
+        <w:rPr>
+          <w:color w:val="333333"/>
+        </w:rPr>
+        <w:t>3 * 21 log 14) approximately 125 operations per</w:t>
       </w:r>
       <w:r>
         <w:rPr>
@@ -4244,6 +4404,7 @@
         </w:rPr>
         <w:t xml:space="preserve">def </w:t>
       </w:r>
+      <w:proofErr w:type="spellStart"/>
       <w:r>
         <w:rPr>
           <w:rFonts w:ascii="Courier New"/>
@@ -4251,7 +4412,17 @@
           <w:spacing w:val="-2"/>
           <w:szCs w:val="28"/>
         </w:rPr>
-        <w:t>compute_kruskal(self):</w:t>
+        <w:t>compute_kruskal</w:t>
+      </w:r>
+      <w:proofErr w:type="spellEnd"/>
+      <w:r>
+        <w:rPr>
+          <w:rFonts w:ascii="Courier New"/>
+          <w:color w:val="2B3D4F"/>
+          <w:spacing w:val="-2"/>
+          <w:szCs w:val="28"/>
+        </w:rPr>
+        <w:t>(self):</w:t>
       </w:r>
     </w:p>
     <w:p>
@@ -4272,6 +4443,7 @@
         </w:rPr>
         <w:t xml:space="preserve">parent = {n: n for n in </w:t>
       </w:r>
+      <w:proofErr w:type="spellStart"/>
       <w:r>
         <w:rPr>
           <w:rFonts w:ascii="Courier New"/>
@@ -4279,7 +4451,28 @@
           <w:spacing w:val="-2"/>
           <w:szCs w:val="28"/>
         </w:rPr>
-        <w:t>self.G.nodes}</w:t>
+        <w:t>self.</w:t>
+      </w:r>
+      <w:proofErr w:type="gramStart"/>
+      <w:r>
+        <w:rPr>
+          <w:rFonts w:ascii="Courier New"/>
+          <w:color w:val="2B3D4F"/>
+          <w:spacing w:val="-2"/>
+          <w:szCs w:val="28"/>
+        </w:rPr>
+        <w:t>G.nodes</w:t>
+      </w:r>
+      <w:proofErr w:type="spellEnd"/>
+      <w:proofErr w:type="gramEnd"/>
+      <w:r>
+        <w:rPr>
+          <w:rFonts w:ascii="Courier New"/>
+          <w:color w:val="2B3D4F"/>
+          <w:spacing w:val="-2"/>
+          <w:szCs w:val="28"/>
+        </w:rPr>
+        <w:t>}</w:t>
       </w:r>
     </w:p>
     <w:p>
@@ -4318,7 +4511,27 @@
           <w:spacing w:val="-2"/>
           <w:szCs w:val="28"/>
         </w:rPr>
-        <w:t>find(i):</w:t>
+        <w:t>find(</w:t>
+      </w:r>
+      <w:proofErr w:type="spellStart"/>
+      <w:r>
+        <w:rPr>
+          <w:rFonts w:ascii="Courier New"/>
+          <w:color w:val="2B3D4F"/>
+          <w:spacing w:val="-2"/>
+          <w:szCs w:val="28"/>
+        </w:rPr>
+        <w:t>i</w:t>
+      </w:r>
+      <w:proofErr w:type="spellEnd"/>
+      <w:r>
+        <w:rPr>
+          <w:rFonts w:ascii="Courier New"/>
+          <w:color w:val="2B3D4F"/>
+          <w:spacing w:val="-2"/>
+          <w:szCs w:val="28"/>
+        </w:rPr>
+        <w:t>):</w:t>
       </w:r>
     </w:p>
     <w:p>
@@ -4354,7 +4567,25 @@
           <w:color w:val="2B3D4F"/>
           <w:szCs w:val="28"/>
         </w:rPr>
-        <w:t>parent[i]</w:t>
+        <w:t>parent[</w:t>
+      </w:r>
+      <w:proofErr w:type="spellStart"/>
+      <w:r>
+        <w:rPr>
+          <w:rFonts w:ascii="Courier New"/>
+          <w:color w:val="2B3D4F"/>
+          <w:szCs w:val="28"/>
+        </w:rPr>
+        <w:t>i</w:t>
+      </w:r>
+      <w:proofErr w:type="spellEnd"/>
+      <w:r>
+        <w:rPr>
+          <w:rFonts w:ascii="Courier New"/>
+          <w:color w:val="2B3D4F"/>
+          <w:szCs w:val="28"/>
+        </w:rPr>
+        <w:t>]</w:t>
       </w:r>
       <w:r>
         <w:rPr>
@@ -4388,8 +4619,18 @@
           <w:color w:val="2B3D4F"/>
           <w:szCs w:val="28"/>
         </w:rPr>
-        <w:t>i: return i</w:t>
-      </w:r>
+        <w:t xml:space="preserve">i: return </w:t>
+      </w:r>
+      <w:proofErr w:type="spellStart"/>
+      <w:r>
+        <w:rPr>
+          <w:rFonts w:ascii="Courier New"/>
+          <w:color w:val="2B3D4F"/>
+          <w:szCs w:val="28"/>
+        </w:rPr>
+        <w:t>i</w:t>
+      </w:r>
+      <w:proofErr w:type="spellEnd"/>
     </w:p>
     <w:p>
       <w:pPr>
@@ -4407,7 +4648,25 @@
           <w:color w:val="2B3D4F"/>
           <w:szCs w:val="28"/>
         </w:rPr>
-        <w:t>parent[i]</w:t>
+        <w:t>parent[</w:t>
+      </w:r>
+      <w:proofErr w:type="spellStart"/>
+      <w:r>
+        <w:rPr>
+          <w:rFonts w:ascii="Courier New"/>
+          <w:color w:val="2B3D4F"/>
+          <w:szCs w:val="28"/>
+        </w:rPr>
+        <w:t>i</w:t>
+      </w:r>
+      <w:proofErr w:type="spellEnd"/>
+      <w:r>
+        <w:rPr>
+          <w:rFonts w:ascii="Courier New"/>
+          <w:color w:val="2B3D4F"/>
+          <w:szCs w:val="28"/>
+        </w:rPr>
+        <w:t>]</w:t>
       </w:r>
       <w:r>
         <w:rPr>
@@ -4441,7 +4700,43 @@
           <w:color w:val="2B3D4F"/>
           <w:szCs w:val="28"/>
         </w:rPr>
-        <w:t>find(parent[i]) return parent[i]</w:t>
+        <w:t>find(parent[</w:t>
+      </w:r>
+      <w:proofErr w:type="spellStart"/>
+      <w:r>
+        <w:rPr>
+          <w:rFonts w:ascii="Courier New"/>
+          <w:color w:val="2B3D4F"/>
+          <w:szCs w:val="28"/>
+        </w:rPr>
+        <w:t>i</w:t>
+      </w:r>
+      <w:proofErr w:type="spellEnd"/>
+      <w:r>
+        <w:rPr>
+          <w:rFonts w:ascii="Courier New"/>
+          <w:color w:val="2B3D4F"/>
+          <w:szCs w:val="28"/>
+        </w:rPr>
+        <w:t>]) return parent[</w:t>
+      </w:r>
+      <w:proofErr w:type="spellStart"/>
+      <w:r>
+        <w:rPr>
+          <w:rFonts w:ascii="Courier New"/>
+          <w:color w:val="2B3D4F"/>
+          <w:szCs w:val="28"/>
+        </w:rPr>
+        <w:t>i</w:t>
+      </w:r>
+      <w:proofErr w:type="spellEnd"/>
+      <w:r>
+        <w:rPr>
+          <w:rFonts w:ascii="Courier New"/>
+          <w:color w:val="2B3D4F"/>
+          <w:szCs w:val="28"/>
+        </w:rPr>
+        <w:t>]</w:t>
       </w:r>
     </w:p>
     <w:p>
@@ -4471,7 +4766,35 @@
           <w:color w:val="2B3D4F"/>
           <w:szCs w:val="28"/>
         </w:rPr>
-        <w:t xml:space="preserve">def union(i, </w:t>
+        <w:t xml:space="preserve">def </w:t>
+      </w:r>
+      <w:proofErr w:type="gramStart"/>
+      <w:r>
+        <w:rPr>
+          <w:rFonts w:ascii="Courier New"/>
+          <w:color w:val="2B3D4F"/>
+          <w:szCs w:val="28"/>
+        </w:rPr>
+        <w:t>union(</w:t>
+      </w:r>
+      <w:proofErr w:type="spellStart"/>
+      <w:proofErr w:type="gramEnd"/>
+      <w:r>
+        <w:rPr>
+          <w:rFonts w:ascii="Courier New"/>
+          <w:color w:val="2B3D4F"/>
+          <w:szCs w:val="28"/>
+        </w:rPr>
+        <w:t>i</w:t>
+      </w:r>
+      <w:proofErr w:type="spellEnd"/>
+      <w:r>
+        <w:rPr>
+          <w:rFonts w:ascii="Courier New"/>
+          <w:color w:val="2B3D4F"/>
+          <w:szCs w:val="28"/>
+        </w:rPr>
+        <w:t xml:space="preserve">, </w:t>
       </w:r>
       <w:r>
         <w:rPr>
@@ -4493,13 +4816,23 @@
           <w:szCs w:val="28"/>
         </w:rPr>
       </w:pPr>
-      <w:r>
-        <w:rPr>
-          <w:rFonts w:ascii="Courier New"/>
-          <w:color w:val="2B3D4F"/>
-          <w:szCs w:val="28"/>
-        </w:rPr>
-        <w:t>root_i,</w:t>
+      <w:proofErr w:type="spellStart"/>
+      <w:r>
+        <w:rPr>
+          <w:rFonts w:ascii="Courier New"/>
+          <w:color w:val="2B3D4F"/>
+          <w:szCs w:val="28"/>
+        </w:rPr>
+        <w:t>root_i</w:t>
+      </w:r>
+      <w:proofErr w:type="spellEnd"/>
+      <w:r>
+        <w:rPr>
+          <w:rFonts w:ascii="Courier New"/>
+          <w:color w:val="2B3D4F"/>
+          <w:szCs w:val="28"/>
+        </w:rPr>
+        <w:t>,</w:t>
       </w:r>
       <w:r>
         <w:rPr>
@@ -4510,6 +4843,7 @@
         </w:rPr>
         <w:t xml:space="preserve"> </w:t>
       </w:r>
+      <w:proofErr w:type="spellStart"/>
       <w:r>
         <w:rPr>
           <w:rFonts w:ascii="Courier New"/>
@@ -4518,6 +4852,7 @@
         </w:rPr>
         <w:t>root_j</w:t>
       </w:r>
+      <w:proofErr w:type="spellEnd"/>
       <w:r>
         <w:rPr>
           <w:rFonts w:ascii="Courier New"/>
@@ -4550,7 +4885,25 @@
           <w:color w:val="2B3D4F"/>
           <w:szCs w:val="28"/>
         </w:rPr>
-        <w:t>find(i),</w:t>
+        <w:t>find(</w:t>
+      </w:r>
+      <w:proofErr w:type="spellStart"/>
+      <w:r>
+        <w:rPr>
+          <w:rFonts w:ascii="Courier New"/>
+          <w:color w:val="2B3D4F"/>
+          <w:szCs w:val="28"/>
+        </w:rPr>
+        <w:t>i</w:t>
+      </w:r>
+      <w:proofErr w:type="spellEnd"/>
+      <w:r>
+        <w:rPr>
+          <w:rFonts w:ascii="Courier New"/>
+          <w:color w:val="2B3D4F"/>
+          <w:szCs w:val="28"/>
+        </w:rPr>
+        <w:t>),</w:t>
       </w:r>
       <w:r>
         <w:rPr>
@@ -4567,7 +4920,61 @@
           <w:color w:val="2B3D4F"/>
           <w:szCs w:val="28"/>
         </w:rPr>
-        <w:t>find(j) if root_i != root_j:</w:t>
+        <w:t xml:space="preserve">find(j) if </w:t>
+      </w:r>
+      <w:proofErr w:type="spellStart"/>
+      <w:r>
+        <w:rPr>
+          <w:rFonts w:ascii="Courier New"/>
+          <w:color w:val="2B3D4F"/>
+          <w:szCs w:val="28"/>
+        </w:rPr>
+        <w:t>root_</w:t>
+      </w:r>
+      <w:proofErr w:type="gramStart"/>
+      <w:r>
+        <w:rPr>
+          <w:rFonts w:ascii="Courier New"/>
+          <w:color w:val="2B3D4F"/>
+          <w:szCs w:val="28"/>
+        </w:rPr>
+        <w:t>i</w:t>
+      </w:r>
+      <w:proofErr w:type="spellEnd"/>
+      <w:r>
+        <w:rPr>
+          <w:rFonts w:ascii="Courier New"/>
+          <w:color w:val="2B3D4F"/>
+          <w:szCs w:val="28"/>
+        </w:rPr>
+        <w:t xml:space="preserve"> !</w:t>
+      </w:r>
+      <w:proofErr w:type="gramEnd"/>
+      <w:r>
+        <w:rPr>
+          <w:rFonts w:ascii="Courier New"/>
+          <w:color w:val="2B3D4F"/>
+          <w:szCs w:val="28"/>
+        </w:rPr>
+        <w:t xml:space="preserve">= </w:t>
+      </w:r>
+      <w:proofErr w:type="spellStart"/>
+      <w:r>
+        <w:rPr>
+          <w:rFonts w:ascii="Courier New"/>
+          <w:color w:val="2B3D4F"/>
+          <w:szCs w:val="28"/>
+        </w:rPr>
+        <w:t>root_j</w:t>
+      </w:r>
+      <w:proofErr w:type="spellEnd"/>
+      <w:r>
+        <w:rPr>
+          <w:rFonts w:ascii="Courier New"/>
+          <w:color w:val="2B3D4F"/>
+          <w:szCs w:val="28"/>
+        </w:rPr>
+        <w:t>:</w:t>
       </w:r>
     </w:p>
     <w:p>
@@ -4586,7 +4993,25 @@
           <w:color w:val="2B3D4F"/>
           <w:szCs w:val="28"/>
         </w:rPr>
-        <w:t>parent[root_i]</w:t>
+        <w:t>parent[</w:t>
+      </w:r>
+      <w:proofErr w:type="spellStart"/>
+      <w:r>
+        <w:rPr>
+          <w:rFonts w:ascii="Courier New"/>
+          <w:color w:val="2B3D4F"/>
+          <w:szCs w:val="28"/>
+        </w:rPr>
+        <w:t>root_i</w:t>
+      </w:r>
+      <w:proofErr w:type="spellEnd"/>
+      <w:r>
+        <w:rPr>
+          <w:rFonts w:ascii="Courier New"/>
+          <w:color w:val="2B3D4F"/>
+          <w:szCs w:val="28"/>
+        </w:rPr>
+        <w:t>]</w:t>
       </w:r>
       <w:r>
         <w:rPr>
@@ -4614,13 +5039,23 @@
         </w:rPr>
         <w:t xml:space="preserve"> </w:t>
       </w:r>
-      <w:r>
-        <w:rPr>
-          <w:rFonts w:ascii="Courier New"/>
-          <w:color w:val="2B3D4F"/>
-          <w:szCs w:val="28"/>
-        </w:rPr>
-        <w:t>root_j return True</w:t>
+      <w:proofErr w:type="spellStart"/>
+      <w:r>
+        <w:rPr>
+          <w:rFonts w:ascii="Courier New"/>
+          <w:color w:val="2B3D4F"/>
+          <w:szCs w:val="28"/>
+        </w:rPr>
+        <w:t>root_j</w:t>
+      </w:r>
+      <w:proofErr w:type="spellEnd"/>
+      <w:r>
+        <w:rPr>
+          <w:rFonts w:ascii="Courier New"/>
+          <w:color w:val="2B3D4F"/>
+          <w:szCs w:val="28"/>
+        </w:rPr>
+        <w:t xml:space="preserve"> return True</w:t>
       </w:r>
     </w:p>
     <w:p>
@@ -4633,13 +5068,23 @@
           <w:szCs w:val="28"/>
         </w:rPr>
       </w:pPr>
-      <w:r>
-        <w:rPr>
-          <w:rFonts w:ascii="Courier New"/>
-          <w:color w:val="2B3D4F"/>
-          <w:szCs w:val="28"/>
-        </w:rPr>
-        <w:t xml:space="preserve">return </w:t>
+      <w:proofErr w:type="gramStart"/>
+      <w:r>
+        <w:rPr>
+          <w:rFonts w:ascii="Courier New"/>
+          <w:color w:val="2B3D4F"/>
+          <w:szCs w:val="28"/>
+        </w:rPr>
+        <w:t>return</w:t>
+      </w:r>
+      <w:proofErr w:type="gramEnd"/>
+      <w:r>
+        <w:rPr>
+          <w:rFonts w:ascii="Courier New"/>
+          <w:color w:val="2B3D4F"/>
+          <w:szCs w:val="28"/>
+        </w:rPr>
+        <w:t xml:space="preserve"> </w:t>
       </w:r>
       <w:r>
         <w:rPr>
@@ -4785,14 +5230,36 @@
         </w:rPr>
         <w:t xml:space="preserve"> </w:t>
       </w:r>
-      <w:r>
-        <w:rPr>
-          <w:rFonts w:ascii="Courier New"/>
-          <w:color w:val="2B3D4F"/>
-          <w:szCs w:val="28"/>
-        </w:rPr>
-        <w:t xml:space="preserve">self.G.edges(data=True)] </w:t>
-      </w:r>
+      <w:proofErr w:type="spellStart"/>
+      <w:r>
+        <w:rPr>
+          <w:rFonts w:ascii="Courier New"/>
+          <w:color w:val="2B3D4F"/>
+          <w:szCs w:val="28"/>
+        </w:rPr>
+        <w:t>self.</w:t>
+      </w:r>
+      <w:proofErr w:type="gramStart"/>
+      <w:r>
+        <w:rPr>
+          <w:rFonts w:ascii="Courier New"/>
+          <w:color w:val="2B3D4F"/>
+          <w:szCs w:val="28"/>
+        </w:rPr>
+        <w:t>G.edges</w:t>
+      </w:r>
+      <w:proofErr w:type="spellEnd"/>
+      <w:proofErr w:type="gramEnd"/>
+      <w:r>
+        <w:rPr>
+          <w:rFonts w:ascii="Courier New"/>
+          <w:color w:val="2B3D4F"/>
+          <w:szCs w:val="28"/>
+        </w:rPr>
+        <w:t xml:space="preserve">(data=True)] </w:t>
+      </w:r>
+      <w:proofErr w:type="spellStart"/>
+      <w:proofErr w:type="gramStart"/>
       <w:r>
         <w:rPr>
           <w:rFonts w:ascii="Courier New"/>
@@ -4800,7 +5267,18 @@
           <w:spacing w:val="-2"/>
           <w:szCs w:val="28"/>
         </w:rPr>
-        <w:t>edges.sort()</w:t>
+        <w:t>edges.sort</w:t>
+      </w:r>
+      <w:proofErr w:type="spellEnd"/>
+      <w:proofErr w:type="gramEnd"/>
+      <w:r>
+        <w:rPr>
+          <w:rFonts w:ascii="Courier New"/>
+          <w:color w:val="2B3D4F"/>
+          <w:spacing w:val="-2"/>
+          <w:szCs w:val="28"/>
+        </w:rPr>
+        <w:t>()</w:t>
       </w:r>
     </w:p>
     <w:p>
@@ -4813,13 +5291,23 @@
           <w:szCs w:val="28"/>
         </w:rPr>
       </w:pPr>
-      <w:r>
-        <w:rPr>
-          <w:rFonts w:ascii="Courier New"/>
-          <w:color w:val="2B3D4F"/>
-          <w:szCs w:val="28"/>
-        </w:rPr>
-        <w:t>self.mst_edges,</w:t>
+      <w:proofErr w:type="spellStart"/>
+      <w:r>
+        <w:rPr>
+          <w:rFonts w:ascii="Courier New"/>
+          <w:color w:val="2B3D4F"/>
+          <w:szCs w:val="28"/>
+        </w:rPr>
+        <w:t>self.mst_edges</w:t>
+      </w:r>
+      <w:proofErr w:type="spellEnd"/>
+      <w:r>
+        <w:rPr>
+          <w:rFonts w:ascii="Courier New"/>
+          <w:color w:val="2B3D4F"/>
+          <w:szCs w:val="28"/>
+        </w:rPr>
+        <w:t>,</w:t>
       </w:r>
       <w:r>
         <w:rPr>
@@ -4830,14 +5318,26 @@
         </w:rPr>
         <w:t xml:space="preserve"> </w:t>
       </w:r>
-      <w:r>
-        <w:rPr>
-          <w:rFonts w:ascii="Courier New"/>
-          <w:color w:val="2B3D4F"/>
-          <w:szCs w:val="28"/>
-        </w:rPr>
-        <w:t>self.total_weight</w:t>
-      </w:r>
+      <w:proofErr w:type="spellStart"/>
+      <w:proofErr w:type="gramStart"/>
+      <w:r>
+        <w:rPr>
+          <w:rFonts w:ascii="Courier New"/>
+          <w:color w:val="2B3D4F"/>
+          <w:szCs w:val="28"/>
+        </w:rPr>
+        <w:t>self.total</w:t>
+      </w:r>
+      <w:proofErr w:type="gramEnd"/>
+      <w:r>
+        <w:rPr>
+          <w:rFonts w:ascii="Courier New"/>
+          <w:color w:val="2B3D4F"/>
+          <w:szCs w:val="28"/>
+        </w:rPr>
+        <w:t>_weight</w:t>
+      </w:r>
+      <w:proofErr w:type="spellEnd"/>
       <w:r>
         <w:rPr>
           <w:rFonts w:ascii="Courier New"/>
@@ -4906,7 +5406,25 @@
           <w:color w:val="2B3D4F"/>
           <w:szCs w:val="28"/>
         </w:rPr>
-        <w:t xml:space="preserve">if union(u, </w:t>
+        <w:t xml:space="preserve">if </w:t>
+      </w:r>
+      <w:proofErr w:type="gramStart"/>
+      <w:r>
+        <w:rPr>
+          <w:rFonts w:ascii="Courier New"/>
+          <w:color w:val="2B3D4F"/>
+          <w:szCs w:val="28"/>
+        </w:rPr>
+        <w:t>union(</w:t>
+      </w:r>
+      <w:proofErr w:type="gramEnd"/>
+      <w:r>
+        <w:rPr>
+          <w:rFonts w:ascii="Courier New"/>
+          <w:color w:val="2B3D4F"/>
+          <w:szCs w:val="28"/>
+        </w:rPr>
+        <w:t xml:space="preserve">u, </w:t>
       </w:r>
       <w:r>
         <w:rPr>
@@ -4928,13 +5446,33 @@
           <w:szCs w:val="28"/>
         </w:rPr>
       </w:pPr>
-      <w:r>
-        <w:rPr>
-          <w:rFonts w:ascii="Courier New"/>
-          <w:color w:val="2B3D4F"/>
-          <w:szCs w:val="28"/>
-        </w:rPr>
-        <w:t>self.mst_edges.append((u,</w:t>
+      <w:proofErr w:type="spellStart"/>
+      <w:r>
+        <w:rPr>
+          <w:rFonts w:ascii="Courier New"/>
+          <w:color w:val="2B3D4F"/>
+          <w:szCs w:val="28"/>
+        </w:rPr>
+        <w:t>self.mst_</w:t>
+      </w:r>
+      <w:proofErr w:type="gramStart"/>
+      <w:r>
+        <w:rPr>
+          <w:rFonts w:ascii="Courier New"/>
+          <w:color w:val="2B3D4F"/>
+          <w:szCs w:val="28"/>
+        </w:rPr>
+        <w:t>edges.append</w:t>
+      </w:r>
+      <w:proofErr w:type="spellEnd"/>
+      <w:proofErr w:type="gramEnd"/>
+      <w:r>
+        <w:rPr>
+          <w:rFonts w:ascii="Courier New"/>
+          <w:color w:val="2B3D4F"/>
+          <w:szCs w:val="28"/>
+        </w:rPr>
+        <w:t>((u,</w:t>
       </w:r>
       <w:r>
         <w:rPr>
@@ -4951,7 +5489,35 @@
           <w:color w:val="2B3D4F"/>
           <w:szCs w:val="28"/>
         </w:rPr>
-        <w:t>v)) self.total_weight += weight</w:t>
+        <w:t xml:space="preserve">v)) </w:t>
+      </w:r>
+      <w:proofErr w:type="spellStart"/>
+      <w:proofErr w:type="gramStart"/>
+      <w:r>
+        <w:rPr>
+          <w:rFonts w:ascii="Courier New"/>
+          <w:color w:val="2B3D4F"/>
+          <w:szCs w:val="28"/>
+        </w:rPr>
+        <w:t>self.total</w:t>
+      </w:r>
+      <w:proofErr w:type="gramEnd"/>
+      <w:r>
+        <w:rPr>
+          <w:rFonts w:ascii="Courier New"/>
+          <w:color w:val="2B3D4F"/>
+          <w:szCs w:val="28"/>
+        </w:rPr>
+        <w:t>_weight</w:t>
+      </w:r>
+      <w:proofErr w:type="spellEnd"/>
+      <w:r>
+        <w:rPr>
+          <w:rFonts w:ascii="Courier New"/>
+          <w:color w:val="2B3D4F"/>
+          <w:szCs w:val="28"/>
+        </w:rPr>
+        <w:t xml:space="preserve"> += weight</w:t>
       </w:r>
     </w:p>
     <w:p>
@@ -4975,6 +5541,8 @@
           <w:szCs w:val="28"/>
         </w:rPr>
       </w:pPr>
+      <w:proofErr w:type="spellStart"/>
+      <w:proofErr w:type="gramStart"/>
       <w:r>
         <w:rPr>
           <w:rFonts w:ascii="Courier New"/>
@@ -4982,8 +5550,39 @@
           <w:spacing w:val="-2"/>
           <w:szCs w:val="28"/>
         </w:rPr>
-        <w:t>self.weight_label.config(</w:t>
-      </w:r>
+        <w:t>self.weight</w:t>
+      </w:r>
+      <w:proofErr w:type="gramEnd"/>
+      <w:r>
+        <w:rPr>
+          <w:rFonts w:ascii="Courier New"/>
+          <w:color w:val="2B3D4F"/>
+          <w:spacing w:val="-2"/>
+          <w:szCs w:val="28"/>
+        </w:rPr>
+        <w:t>_label.</w:t>
+      </w:r>
+      <w:proofErr w:type="gramStart"/>
+      <w:r>
+        <w:rPr>
+          <w:rFonts w:ascii="Courier New"/>
+          <w:color w:val="2B3D4F"/>
+          <w:spacing w:val="-2"/>
+          <w:szCs w:val="28"/>
+        </w:rPr>
+        <w:t>config</w:t>
+      </w:r>
+      <w:proofErr w:type="spellEnd"/>
+      <w:r>
+        <w:rPr>
+          <w:rFonts w:ascii="Courier New"/>
+          <w:color w:val="2B3D4F"/>
+          <w:spacing w:val="-2"/>
+          <w:szCs w:val="28"/>
+        </w:rPr>
+        <w:t>(</w:t>
+      </w:r>
+      <w:proofErr w:type="gramEnd"/>
     </w:p>
     <w:p>
       <w:pPr>
@@ -5001,7 +5600,34 @@
           <w:color w:val="2B3D4F"/>
           <w:szCs w:val="28"/>
         </w:rPr>
-        <w:t xml:space="preserve">text=f"MST Weight: </w:t>
+        <w:t>text=</w:t>
+      </w:r>
+      <w:proofErr w:type="spellStart"/>
+      <w:r>
+        <w:rPr>
+          <w:rFonts w:ascii="Courier New"/>
+          <w:color w:val="2B3D4F"/>
+          <w:szCs w:val="28"/>
+        </w:rPr>
+        <w:t>f"MST</w:t>
+      </w:r>
+      <w:proofErr w:type="spellEnd"/>
+      <w:r>
+        <w:rPr>
+          <w:rFonts w:ascii="Courier New"/>
+          <w:color w:val="2B3D4F"/>
+          <w:szCs w:val="28"/>
+        </w:rPr>
+        <w:t xml:space="preserve"> </w:t>
+      </w:r>
+      <w:proofErr w:type="gramStart"/>
+      <w:r>
+        <w:rPr>
+          <w:rFonts w:ascii="Courier New"/>
+          <w:color w:val="2B3D4F"/>
+          <w:szCs w:val="28"/>
+        </w:rPr>
+        <w:t xml:space="preserve">Weight: </w:t>
       </w:r>
       <w:r>
         <w:rPr>
@@ -5010,8 +5636,29 @@
           <w:spacing w:val="-2"/>
           <w:szCs w:val="28"/>
         </w:rPr>
-        <w:t>{self.total_weight:.2f}"</w:t>
-      </w:r>
+        <w:t>{self.total</w:t>
+      </w:r>
+      <w:proofErr w:type="gramEnd"/>
+      <w:r>
+        <w:rPr>
+          <w:rFonts w:ascii="Courier New"/>
+          <w:color w:val="2B3D4F"/>
+          <w:spacing w:val="-2"/>
+          <w:szCs w:val="28"/>
+        </w:rPr>
+        <w:t>_weight:.2</w:t>
+      </w:r>
+      <w:proofErr w:type="gramStart"/>
+      <w:r>
+        <w:rPr>
+          <w:rFonts w:ascii="Courier New"/>
+          <w:color w:val="2B3D4F"/>
+          <w:spacing w:val="-2"/>
+          <w:szCs w:val="28"/>
+        </w:rPr>
+        <w:t>f}"</w:t>
+      </w:r>
+      <w:proofErr w:type="gramEnd"/>
     </w:p>
     <w:p>
       <w:pPr>
@@ -5043,6 +5690,8 @@
           <w:szCs w:val="28"/>
         </w:rPr>
       </w:pPr>
+      <w:proofErr w:type="spellStart"/>
+      <w:proofErr w:type="gramStart"/>
       <w:r>
         <w:rPr>
           <w:rFonts w:ascii="Courier New"/>
@@ -5050,7 +5699,47 @@
           <w:spacing w:val="-2"/>
           <w:szCs w:val="28"/>
         </w:rPr>
-        <w:t>self.plot_graph()</w:t>
+        <w:t>self.plot</w:t>
+      </w:r>
+      <w:proofErr w:type="gramEnd"/>
+      <w:r>
+        <w:rPr>
+          <w:rFonts w:ascii="Courier New"/>
+          <w:color w:val="2B3D4F"/>
+          <w:spacing w:val="-2"/>
+          <w:szCs w:val="28"/>
+        </w:rPr>
+        <w:t>_</w:t>
+      </w:r>
+      <w:proofErr w:type="gramStart"/>
+      <w:r>
+        <w:rPr>
+          <w:rFonts w:ascii="Courier New"/>
+          <w:color w:val="2B3D4F"/>
+          <w:spacing w:val="-2"/>
+          <w:szCs w:val="28"/>
+        </w:rPr>
+        <w:t>graph</w:t>
+      </w:r>
+      <w:proofErr w:type="spellEnd"/>
+      <w:r>
+        <w:rPr>
+          <w:rFonts w:ascii="Courier New"/>
+          <w:color w:val="2B3D4F"/>
+          <w:spacing w:val="-2"/>
+          <w:szCs w:val="28"/>
+        </w:rPr>
+        <w:t>(</w:t>
+      </w:r>
+      <w:proofErr w:type="gramEnd"/>
+      <w:r>
+        <w:rPr>
+          <w:rFonts w:ascii="Courier New"/>
+          <w:color w:val="2B3D4F"/>
+          <w:spacing w:val="-2"/>
+          <w:szCs w:val="28"/>
+        </w:rPr>
+        <w:t>)</w:t>
       </w:r>
     </w:p>
     <w:p>
@@ -5129,6 +5818,7 @@
         </w:rPr>
         <w:t xml:space="preserve">def </w:t>
       </w:r>
+      <w:proofErr w:type="spellStart"/>
       <w:r>
         <w:rPr>
           <w:rFonts w:ascii="Courier New"/>
@@ -5136,7 +5826,17 @@
           <w:spacing w:val="-2"/>
           <w:szCs w:val="28"/>
         </w:rPr>
-        <w:t>compute_paths(self):</w:t>
+        <w:t>compute_paths</w:t>
+      </w:r>
+      <w:proofErr w:type="spellEnd"/>
+      <w:r>
+        <w:rPr>
+          <w:rFonts w:ascii="Courier New"/>
+          <w:color w:val="2B3D4F"/>
+          <w:spacing w:val="-2"/>
+          <w:szCs w:val="28"/>
+        </w:rPr>
+        <w:t>(self):</w:t>
       </w:r>
     </w:p>
     <w:p>
@@ -5149,14 +5849,62 @@
           <w:szCs w:val="28"/>
         </w:rPr>
       </w:pPr>
-      <w:r>
-        <w:rPr>
-          <w:rFonts w:ascii="Courier New"/>
-          <w:color w:val="2B3D4F"/>
-          <w:szCs w:val="28"/>
-        </w:rPr>
-        <w:t>src_name = self.src_var.get() dest_name</w:t>
-      </w:r>
+      <w:proofErr w:type="spellStart"/>
+      <w:r>
+        <w:rPr>
+          <w:rFonts w:ascii="Courier New"/>
+          <w:color w:val="2B3D4F"/>
+          <w:szCs w:val="28"/>
+        </w:rPr>
+        <w:t>src_name</w:t>
+      </w:r>
+      <w:proofErr w:type="spellEnd"/>
+      <w:r>
+        <w:rPr>
+          <w:rFonts w:ascii="Courier New"/>
+          <w:color w:val="2B3D4F"/>
+          <w:szCs w:val="28"/>
+        </w:rPr>
+        <w:t xml:space="preserve"> = </w:t>
+      </w:r>
+      <w:proofErr w:type="spellStart"/>
+      <w:proofErr w:type="gramStart"/>
+      <w:r>
+        <w:rPr>
+          <w:rFonts w:ascii="Courier New"/>
+          <w:color w:val="2B3D4F"/>
+          <w:szCs w:val="28"/>
+        </w:rPr>
+        <w:t>self.src_var.get</w:t>
+      </w:r>
+      <w:proofErr w:type="spellEnd"/>
+      <w:r>
+        <w:rPr>
+          <w:rFonts w:ascii="Courier New"/>
+          <w:color w:val="2B3D4F"/>
+          <w:szCs w:val="28"/>
+        </w:rPr>
+        <w:t>(</w:t>
+      </w:r>
+      <w:proofErr w:type="gramEnd"/>
+      <w:r>
+        <w:rPr>
+          <w:rFonts w:ascii="Courier New"/>
+          <w:color w:val="2B3D4F"/>
+          <w:szCs w:val="28"/>
+        </w:rPr>
+        <w:t xml:space="preserve">) </w:t>
+      </w:r>
+      <w:proofErr w:type="spellStart"/>
+      <w:r>
+        <w:rPr>
+          <w:rFonts w:ascii="Courier New"/>
+          <w:color w:val="2B3D4F"/>
+          <w:szCs w:val="28"/>
+        </w:rPr>
+        <w:t>dest_name</w:t>
+      </w:r>
+      <w:proofErr w:type="spellEnd"/>
       <w:r>
         <w:rPr>
           <w:rFonts w:ascii="Courier New"/>
@@ -5183,13 +5931,61 @@
         </w:rPr>
         <w:t xml:space="preserve"> </w:t>
       </w:r>
-      <w:r>
-        <w:rPr>
-          <w:rFonts w:ascii="Courier New"/>
-          <w:color w:val="2B3D4F"/>
-          <w:szCs w:val="28"/>
-        </w:rPr>
-        <w:t>self.dest_var.get() k = int(self.k_entry.get())</w:t>
+      <w:proofErr w:type="spellStart"/>
+      <w:proofErr w:type="gramStart"/>
+      <w:r>
+        <w:rPr>
+          <w:rFonts w:ascii="Courier New"/>
+          <w:color w:val="2B3D4F"/>
+          <w:szCs w:val="28"/>
+        </w:rPr>
+        <w:t>self.dest_var.get</w:t>
+      </w:r>
+      <w:proofErr w:type="spellEnd"/>
+      <w:r>
+        <w:rPr>
+          <w:rFonts w:ascii="Courier New"/>
+          <w:color w:val="2B3D4F"/>
+          <w:szCs w:val="28"/>
+        </w:rPr>
+        <w:t>(</w:t>
+      </w:r>
+      <w:proofErr w:type="gramEnd"/>
+      <w:r>
+        <w:rPr>
+          <w:rFonts w:ascii="Courier New"/>
+          <w:color w:val="2B3D4F"/>
+          <w:szCs w:val="28"/>
+        </w:rPr>
+        <w:t>) k = int(</w:t>
+      </w:r>
+      <w:proofErr w:type="spellStart"/>
+      <w:proofErr w:type="gramStart"/>
+      <w:r>
+        <w:rPr>
+          <w:rFonts w:ascii="Courier New"/>
+          <w:color w:val="2B3D4F"/>
+          <w:szCs w:val="28"/>
+        </w:rPr>
+        <w:t>self.k_entry.get</w:t>
+      </w:r>
+      <w:proofErr w:type="spellEnd"/>
+      <w:r>
+        <w:rPr>
+          <w:rFonts w:ascii="Courier New"/>
+          <w:color w:val="2B3D4F"/>
+          <w:szCs w:val="28"/>
+        </w:rPr>
+        <w:t>(</w:t>
+      </w:r>
+      <w:proofErr w:type="gramEnd"/>
+      <w:r>
+        <w:rPr>
+          <w:rFonts w:ascii="Courier New"/>
+          <w:color w:val="2B3D4F"/>
+          <w:szCs w:val="28"/>
+        </w:rPr>
+        <w:t>))</w:t>
       </w:r>
     </w:p>
     <w:p>
@@ -5214,14 +6010,70 @@
           <w:szCs w:val="28"/>
         </w:rPr>
       </w:pPr>
-      <w:r>
-        <w:rPr>
-          <w:rFonts w:ascii="Courier New"/>
-          <w:color w:val="2B3D4F"/>
-          <w:szCs w:val="28"/>
-        </w:rPr>
-        <w:t>src = self.get_node_id_by_name(src_name) dest</w:t>
-      </w:r>
+      <w:proofErr w:type="spellStart"/>
+      <w:r>
+        <w:rPr>
+          <w:rFonts w:ascii="Courier New"/>
+          <w:color w:val="2B3D4F"/>
+          <w:szCs w:val="28"/>
+        </w:rPr>
+        <w:t>src</w:t>
+      </w:r>
+      <w:proofErr w:type="spellEnd"/>
+      <w:r>
+        <w:rPr>
+          <w:rFonts w:ascii="Courier New"/>
+          <w:color w:val="2B3D4F"/>
+          <w:szCs w:val="28"/>
+        </w:rPr>
+        <w:t xml:space="preserve"> = </w:t>
+      </w:r>
+      <w:proofErr w:type="spellStart"/>
+      <w:r>
+        <w:rPr>
+          <w:rFonts w:ascii="Courier New"/>
+          <w:color w:val="2B3D4F"/>
+          <w:szCs w:val="28"/>
+        </w:rPr>
+        <w:t>self.get_node_id_by_name</w:t>
+      </w:r>
+      <w:proofErr w:type="spellEnd"/>
+      <w:r>
+        <w:rPr>
+          <w:rFonts w:ascii="Courier New"/>
+          <w:color w:val="2B3D4F"/>
+          <w:szCs w:val="28"/>
+        </w:rPr>
+        <w:t>(</w:t>
+      </w:r>
+      <w:proofErr w:type="spellStart"/>
+      <w:r>
+        <w:rPr>
+          <w:rFonts w:ascii="Courier New"/>
+          <w:color w:val="2B3D4F"/>
+          <w:szCs w:val="28"/>
+        </w:rPr>
+        <w:t>src_name</w:t>
+      </w:r>
+      <w:proofErr w:type="spellEnd"/>
+      <w:r>
+        <w:rPr>
+          <w:rFonts w:ascii="Courier New"/>
+          <w:color w:val="2B3D4F"/>
+          <w:szCs w:val="28"/>
+        </w:rPr>
+        <w:t xml:space="preserve">) </w:t>
+      </w:r>
+      <w:proofErr w:type="spellStart"/>
+      <w:r>
+        <w:rPr>
+          <w:rFonts w:ascii="Courier New"/>
+          <w:color w:val="2B3D4F"/>
+          <w:szCs w:val="28"/>
+        </w:rPr>
+        <w:t>dest</w:t>
+      </w:r>
+      <w:proofErr w:type="spellEnd"/>
       <w:r>
         <w:rPr>
           <w:rFonts w:ascii="Courier New"/>
@@ -5248,13 +6100,41 @@
         </w:rPr>
         <w:t xml:space="preserve"> </w:t>
       </w:r>
-      <w:r>
-        <w:rPr>
-          <w:rFonts w:ascii="Courier New"/>
-          <w:color w:val="2B3D4F"/>
-          <w:szCs w:val="28"/>
-        </w:rPr>
-        <w:t>self.get_node_id_by_name(dest_name)</w:t>
+      <w:proofErr w:type="spellStart"/>
+      <w:r>
+        <w:rPr>
+          <w:rFonts w:ascii="Courier New"/>
+          <w:color w:val="2B3D4F"/>
+          <w:szCs w:val="28"/>
+        </w:rPr>
+        <w:t>self.get_node_id_by_name</w:t>
+      </w:r>
+      <w:proofErr w:type="spellEnd"/>
+      <w:r>
+        <w:rPr>
+          <w:rFonts w:ascii="Courier New"/>
+          <w:color w:val="2B3D4F"/>
+          <w:szCs w:val="28"/>
+        </w:rPr>
+        <w:t>(</w:t>
+      </w:r>
+      <w:proofErr w:type="spellStart"/>
+      <w:r>
+        <w:rPr>
+          <w:rFonts w:ascii="Courier New"/>
+          <w:color w:val="2B3D4F"/>
+          <w:szCs w:val="28"/>
+        </w:rPr>
+        <w:t>dest_name</w:t>
+      </w:r>
+      <w:proofErr w:type="spellEnd"/>
+      <w:r>
+        <w:rPr>
+          <w:rFonts w:ascii="Courier New"/>
+          <w:color w:val="2B3D4F"/>
+          <w:szCs w:val="28"/>
+        </w:rPr>
+        <w:t>)</w:t>
       </w:r>
     </w:p>
     <w:p>
@@ -5286,6 +6166,8 @@
         </w:rPr>
         <w:t xml:space="preserve">if </w:t>
       </w:r>
+      <w:proofErr w:type="spellStart"/>
+      <w:proofErr w:type="gramStart"/>
       <w:r>
         <w:rPr>
           <w:rFonts w:ascii="Courier New"/>
@@ -5293,7 +6175,27 @@
           <w:spacing w:val="-2"/>
           <w:szCs w:val="28"/>
         </w:rPr>
-        <w:t>self.disjoint_var.get():</w:t>
+        <w:t>self.disjoint_var.get</w:t>
+      </w:r>
+      <w:proofErr w:type="spellEnd"/>
+      <w:r>
+        <w:rPr>
+          <w:rFonts w:ascii="Courier New"/>
+          <w:color w:val="2B3D4F"/>
+          <w:spacing w:val="-2"/>
+          <w:szCs w:val="28"/>
+        </w:rPr>
+        <w:t>(</w:t>
+      </w:r>
+      <w:proofErr w:type="gramEnd"/>
+      <w:r>
+        <w:rPr>
+          <w:rFonts w:ascii="Courier New"/>
+          <w:color w:val="2B3D4F"/>
+          <w:spacing w:val="-2"/>
+          <w:szCs w:val="28"/>
+        </w:rPr>
+        <w:t>):</w:t>
       </w:r>
     </w:p>
     <w:p>
@@ -5306,6 +6208,7 @@
           <w:szCs w:val="28"/>
         </w:rPr>
       </w:pPr>
+      <w:proofErr w:type="spellStart"/>
       <w:r>
         <w:rPr>
           <w:rFonts w:ascii="Courier New"/>
@@ -5314,6 +6217,7 @@
         </w:rPr>
         <w:t>temp_G</w:t>
       </w:r>
+      <w:proofErr w:type="spellEnd"/>
       <w:r>
         <w:rPr>
           <w:rFonts w:ascii="Courier New"/>
@@ -5340,13 +6244,73 @@
         </w:rPr>
         <w:t xml:space="preserve"> </w:t>
       </w:r>
-      <w:r>
-        <w:rPr>
-          <w:rFonts w:ascii="Courier New"/>
-          <w:color w:val="2B3D4F"/>
-          <w:szCs w:val="28"/>
-        </w:rPr>
-        <w:t>copy.deepcopy(self.G) self.k_paths = []</w:t>
+      <w:proofErr w:type="spellStart"/>
+      <w:proofErr w:type="gramStart"/>
+      <w:r>
+        <w:rPr>
+          <w:rFonts w:ascii="Courier New"/>
+          <w:color w:val="2B3D4F"/>
+          <w:szCs w:val="28"/>
+        </w:rPr>
+        <w:t>copy.deepcopy</w:t>
+      </w:r>
+      <w:proofErr w:type="spellEnd"/>
+      <w:proofErr w:type="gramEnd"/>
+      <w:r>
+        <w:rPr>
+          <w:rFonts w:ascii="Courier New"/>
+          <w:color w:val="2B3D4F"/>
+          <w:szCs w:val="28"/>
+        </w:rPr>
+        <w:t>(</w:t>
+      </w:r>
+      <w:proofErr w:type="spellStart"/>
+      <w:proofErr w:type="gramStart"/>
+      <w:r>
+        <w:rPr>
+          <w:rFonts w:ascii="Courier New"/>
+          <w:color w:val="2B3D4F"/>
+          <w:szCs w:val="28"/>
+        </w:rPr>
+        <w:t>self.G</w:t>
+      </w:r>
+      <w:proofErr w:type="spellEnd"/>
+      <w:proofErr w:type="gramEnd"/>
+      <w:r>
+        <w:rPr>
+          <w:rFonts w:ascii="Courier New"/>
+          <w:color w:val="2B3D4F"/>
+          <w:szCs w:val="28"/>
+        </w:rPr>
+        <w:t xml:space="preserve">) </w:t>
+      </w:r>
+      <w:proofErr w:type="spellStart"/>
+      <w:proofErr w:type="gramStart"/>
+      <w:r>
+        <w:rPr>
+          <w:rFonts w:ascii="Courier New"/>
+          <w:color w:val="2B3D4F"/>
+          <w:szCs w:val="28"/>
+        </w:rPr>
+        <w:t>self.k</w:t>
+      </w:r>
+      <w:proofErr w:type="gramEnd"/>
+      <w:r>
+        <w:rPr>
+          <w:rFonts w:ascii="Courier New"/>
+          <w:color w:val="2B3D4F"/>
+          <w:szCs w:val="28"/>
+        </w:rPr>
+        <w:t>_paths</w:t>
+      </w:r>
+      <w:proofErr w:type="spellEnd"/>
+      <w:r>
+        <w:rPr>
+          <w:rFonts w:ascii="Courier New"/>
+          <w:color w:val="2B3D4F"/>
+          <w:szCs w:val="28"/>
+        </w:rPr>
+        <w:t xml:space="preserve"> = []</w:t>
       </w:r>
     </w:p>
     <w:p>
@@ -5458,6 +6422,8 @@
         </w:rPr>
         <w:t xml:space="preserve">path = </w:t>
       </w:r>
+      <w:proofErr w:type="spellStart"/>
+      <w:proofErr w:type="gramStart"/>
       <w:r>
         <w:rPr>
           <w:rFonts w:ascii="Courier New"/>
@@ -5465,8 +6431,39 @@
           <w:spacing w:val="-2"/>
           <w:szCs w:val="28"/>
         </w:rPr>
-        <w:t>nx.dijkstra_path(</w:t>
-      </w:r>
+        <w:t>nx.dijkstra</w:t>
+      </w:r>
+      <w:proofErr w:type="gramEnd"/>
+      <w:r>
+        <w:rPr>
+          <w:rFonts w:ascii="Courier New"/>
+          <w:color w:val="2B3D4F"/>
+          <w:spacing w:val="-2"/>
+          <w:szCs w:val="28"/>
+        </w:rPr>
+        <w:t>_</w:t>
+      </w:r>
+      <w:proofErr w:type="gramStart"/>
+      <w:r>
+        <w:rPr>
+          <w:rFonts w:ascii="Courier New"/>
+          <w:color w:val="2B3D4F"/>
+          <w:spacing w:val="-2"/>
+          <w:szCs w:val="28"/>
+        </w:rPr>
+        <w:t>path</w:t>
+      </w:r>
+      <w:proofErr w:type="spellEnd"/>
+      <w:r>
+        <w:rPr>
+          <w:rFonts w:ascii="Courier New"/>
+          <w:color w:val="2B3D4F"/>
+          <w:spacing w:val="-2"/>
+          <w:szCs w:val="28"/>
+        </w:rPr>
+        <w:t>(</w:t>
+      </w:r>
+      <w:proofErr w:type="gramEnd"/>
     </w:p>
     <w:p>
       <w:pPr>
@@ -5478,13 +6475,59 @@
           <w:szCs w:val="28"/>
         </w:rPr>
       </w:pPr>
-      <w:r>
-        <w:rPr>
-          <w:rFonts w:ascii="Courier New"/>
-          <w:color w:val="2B3D4F"/>
-          <w:szCs w:val="28"/>
-        </w:rPr>
-        <w:t xml:space="preserve">temp_G, src, dest, </w:t>
+      <w:proofErr w:type="spellStart"/>
+      <w:r>
+        <w:rPr>
+          <w:rFonts w:ascii="Courier New"/>
+          <w:color w:val="2B3D4F"/>
+          <w:szCs w:val="28"/>
+        </w:rPr>
+        <w:t>temp_G</w:t>
+      </w:r>
+      <w:proofErr w:type="spellEnd"/>
+      <w:r>
+        <w:rPr>
+          <w:rFonts w:ascii="Courier New"/>
+          <w:color w:val="2B3D4F"/>
+          <w:szCs w:val="28"/>
+        </w:rPr>
+        <w:t xml:space="preserve">, </w:t>
+      </w:r>
+      <w:proofErr w:type="spellStart"/>
+      <w:r>
+        <w:rPr>
+          <w:rFonts w:ascii="Courier New"/>
+          <w:color w:val="2B3D4F"/>
+          <w:szCs w:val="28"/>
+        </w:rPr>
+        <w:t>src</w:t>
+      </w:r>
+      <w:proofErr w:type="spellEnd"/>
+      <w:r>
+        <w:rPr>
+          <w:rFonts w:ascii="Courier New"/>
+          <w:color w:val="2B3D4F"/>
+          <w:szCs w:val="28"/>
+        </w:rPr>
+        <w:t xml:space="preserve">, </w:t>
+      </w:r>
+      <w:proofErr w:type="spellStart"/>
+      <w:r>
+        <w:rPr>
+          <w:rFonts w:ascii="Courier New"/>
+          <w:color w:val="2B3D4F"/>
+          <w:szCs w:val="28"/>
+        </w:rPr>
+        <w:t>dest</w:t>
+      </w:r>
+      <w:proofErr w:type="spellEnd"/>
+      <w:r>
+        <w:rPr>
+          <w:rFonts w:ascii="Courier New"/>
+          <w:color w:val="2B3D4F"/>
+          <w:szCs w:val="28"/>
+        </w:rPr>
+        <w:t xml:space="preserve">, </w:t>
       </w:r>
       <w:r>
         <w:rPr>
@@ -5532,7 +6575,71 @@
           <w:color w:val="2B3D4F"/>
           <w:szCs w:val="28"/>
         </w:rPr>
-        <w:t>weight = nx.dijkstra_path_length( temp_G,</w:t>
+        <w:t xml:space="preserve">weight = </w:t>
+      </w:r>
+      <w:proofErr w:type="spellStart"/>
+      <w:proofErr w:type="gramStart"/>
+      <w:r>
+        <w:rPr>
+          <w:rFonts w:ascii="Courier New"/>
+          <w:color w:val="2B3D4F"/>
+          <w:szCs w:val="28"/>
+        </w:rPr>
+        <w:t>nx.dijkstra</w:t>
+      </w:r>
+      <w:proofErr w:type="gramEnd"/>
+      <w:r>
+        <w:rPr>
+          <w:rFonts w:ascii="Courier New"/>
+          <w:color w:val="2B3D4F"/>
+          <w:szCs w:val="28"/>
+        </w:rPr>
+        <w:t>_path_</w:t>
+      </w:r>
+      <w:proofErr w:type="gramStart"/>
+      <w:r>
+        <w:rPr>
+          <w:rFonts w:ascii="Courier New"/>
+          <w:color w:val="2B3D4F"/>
+          <w:szCs w:val="28"/>
+        </w:rPr>
+        <w:t>length</w:t>
+      </w:r>
+      <w:proofErr w:type="spellEnd"/>
+      <w:r>
+        <w:rPr>
+          <w:rFonts w:ascii="Courier New"/>
+          <w:color w:val="2B3D4F"/>
+          <w:szCs w:val="28"/>
+        </w:rPr>
+        <w:t xml:space="preserve">( </w:t>
+      </w:r>
+      <w:proofErr w:type="spellStart"/>
+      <w:r>
+        <w:rPr>
+          <w:rFonts w:ascii="Courier New"/>
+          <w:color w:val="2B3D4F"/>
+          <w:szCs w:val="28"/>
+        </w:rPr>
+        <w:t>temp</w:t>
+      </w:r>
+      <w:proofErr w:type="gramEnd"/>
+      <w:r>
+        <w:rPr>
+          <w:rFonts w:ascii="Courier New"/>
+          <w:color w:val="2B3D4F"/>
+          <w:szCs w:val="28"/>
+        </w:rPr>
+        <w:t>_G</w:t>
+      </w:r>
+      <w:proofErr w:type="spellEnd"/>
+      <w:r>
+        <w:rPr>
+          <w:rFonts w:ascii="Courier New"/>
+          <w:color w:val="2B3D4F"/>
+          <w:szCs w:val="28"/>
+        </w:rPr>
+        <w:t>,</w:t>
       </w:r>
       <w:r>
         <w:rPr>
@@ -5543,13 +6650,23 @@
         </w:rPr>
         <w:t xml:space="preserve"> </w:t>
       </w:r>
-      <w:r>
-        <w:rPr>
-          <w:rFonts w:ascii="Courier New"/>
-          <w:color w:val="2B3D4F"/>
-          <w:szCs w:val="28"/>
-        </w:rPr>
-        <w:t>src,</w:t>
+      <w:proofErr w:type="spellStart"/>
+      <w:r>
+        <w:rPr>
+          <w:rFonts w:ascii="Courier New"/>
+          <w:color w:val="2B3D4F"/>
+          <w:szCs w:val="28"/>
+        </w:rPr>
+        <w:t>src</w:t>
+      </w:r>
+      <w:proofErr w:type="spellEnd"/>
+      <w:r>
+        <w:rPr>
+          <w:rFonts w:ascii="Courier New"/>
+          <w:color w:val="2B3D4F"/>
+          <w:szCs w:val="28"/>
+        </w:rPr>
+        <w:t>,</w:t>
       </w:r>
       <w:r>
         <w:rPr>
@@ -5560,13 +6677,23 @@
         </w:rPr>
         <w:t xml:space="preserve"> </w:t>
       </w:r>
-      <w:r>
-        <w:rPr>
-          <w:rFonts w:ascii="Courier New"/>
-          <w:color w:val="2B3D4F"/>
-          <w:szCs w:val="28"/>
-        </w:rPr>
-        <w:t>dest,</w:t>
+      <w:proofErr w:type="spellStart"/>
+      <w:r>
+        <w:rPr>
+          <w:rFonts w:ascii="Courier New"/>
+          <w:color w:val="2B3D4F"/>
+          <w:szCs w:val="28"/>
+        </w:rPr>
+        <w:t>dest</w:t>
+      </w:r>
+      <w:proofErr w:type="spellEnd"/>
+      <w:r>
+        <w:rPr>
+          <w:rFonts w:ascii="Courier New"/>
+          <w:color w:val="2B3D4F"/>
+          <w:szCs w:val="28"/>
+        </w:rPr>
+        <w:t>,</w:t>
       </w:r>
       <w:r>
         <w:rPr>
@@ -5615,13 +6742,43 @@
           <w:szCs w:val="28"/>
         </w:rPr>
       </w:pPr>
-      <w:r>
-        <w:rPr>
-          <w:rFonts w:ascii="Courier New"/>
-          <w:color w:val="2B3D4F"/>
-          <w:szCs w:val="28"/>
-        </w:rPr>
-        <w:t xml:space="preserve">self.k_paths.append((path, </w:t>
+      <w:proofErr w:type="spellStart"/>
+      <w:proofErr w:type="gramStart"/>
+      <w:r>
+        <w:rPr>
+          <w:rFonts w:ascii="Courier New"/>
+          <w:color w:val="2B3D4F"/>
+          <w:szCs w:val="28"/>
+        </w:rPr>
+        <w:t>self.k</w:t>
+      </w:r>
+      <w:proofErr w:type="gramEnd"/>
+      <w:r>
+        <w:rPr>
+          <w:rFonts w:ascii="Courier New"/>
+          <w:color w:val="2B3D4F"/>
+          <w:szCs w:val="28"/>
+        </w:rPr>
+        <w:t>_</w:t>
+      </w:r>
+      <w:proofErr w:type="gramStart"/>
+      <w:r>
+        <w:rPr>
+          <w:rFonts w:ascii="Courier New"/>
+          <w:color w:val="2B3D4F"/>
+          <w:szCs w:val="28"/>
+        </w:rPr>
+        <w:t>paths.append</w:t>
+      </w:r>
+      <w:proofErr w:type="spellEnd"/>
+      <w:proofErr w:type="gramEnd"/>
+      <w:r>
+        <w:rPr>
+          <w:rFonts w:ascii="Courier New"/>
+          <w:color w:val="2B3D4F"/>
+          <w:szCs w:val="28"/>
+        </w:rPr>
+        <w:t xml:space="preserve">((path, </w:t>
       </w:r>
       <w:r>
         <w:rPr>
@@ -5655,6 +6812,7 @@
           <w:szCs w:val="28"/>
         </w:rPr>
       </w:pPr>
+      <w:proofErr w:type="spellStart"/>
       <w:r>
         <w:rPr>
           <w:rFonts w:ascii="Courier New"/>
@@ -5663,6 +6821,7 @@
         </w:rPr>
         <w:t>edges_to_remove</w:t>
       </w:r>
+      <w:proofErr w:type="spellEnd"/>
       <w:r>
         <w:rPr>
           <w:rFonts w:ascii="Courier New"/>
@@ -5689,13 +6848,23 @@
         </w:rPr>
         <w:t xml:space="preserve"> </w:t>
       </w:r>
-      <w:r>
-        <w:rPr>
-          <w:rFonts w:ascii="Courier New"/>
-          <w:color w:val="2B3D4F"/>
-          <w:szCs w:val="28"/>
-        </w:rPr>
-        <w:t>list(zip(path,</w:t>
+      <w:proofErr w:type="gramStart"/>
+      <w:r>
+        <w:rPr>
+          <w:rFonts w:ascii="Courier New"/>
+          <w:color w:val="2B3D4F"/>
+          <w:szCs w:val="28"/>
+        </w:rPr>
+        <w:t>list(zip(</w:t>
+      </w:r>
+      <w:proofErr w:type="gramEnd"/>
+      <w:r>
+        <w:rPr>
+          <w:rFonts w:ascii="Courier New"/>
+          <w:color w:val="2B3D4F"/>
+          <w:szCs w:val="28"/>
+        </w:rPr>
+        <w:t>path,</w:t>
       </w:r>
       <w:r>
         <w:rPr>
@@ -5706,14 +6875,25 @@
         </w:rPr>
         <w:t xml:space="preserve"> </w:t>
       </w:r>
-      <w:r>
-        <w:rPr>
-          <w:rFonts w:ascii="Courier New"/>
-          <w:color w:val="2B3D4F"/>
-          <w:szCs w:val="28"/>
-        </w:rPr>
-        <w:t xml:space="preserve">path[1:])) </w:t>
-      </w:r>
+      <w:proofErr w:type="gramStart"/>
+      <w:r>
+        <w:rPr>
+          <w:rFonts w:ascii="Courier New"/>
+          <w:color w:val="2B3D4F"/>
+          <w:szCs w:val="28"/>
+        </w:rPr>
+        <w:t>path[</w:t>
+      </w:r>
+      <w:proofErr w:type="gramEnd"/>
+      <w:r>
+        <w:rPr>
+          <w:rFonts w:ascii="Courier New"/>
+          <w:color w:val="2B3D4F"/>
+          <w:szCs w:val="28"/>
+        </w:rPr>
+        <w:t xml:space="preserve">1:])) </w:t>
+      </w:r>
+      <w:proofErr w:type="spellStart"/>
       <w:r>
         <w:rPr>
           <w:rFonts w:ascii="Courier New"/>
@@ -5721,7 +6901,57 @@
           <w:spacing w:val="-2"/>
           <w:szCs w:val="28"/>
         </w:rPr>
-        <w:t>temp_G.remove_edges_from(edges_to_remove)</w:t>
+        <w:t>temp_</w:t>
+      </w:r>
+      <w:proofErr w:type="gramStart"/>
+      <w:r>
+        <w:rPr>
+          <w:rFonts w:ascii="Courier New"/>
+          <w:color w:val="2B3D4F"/>
+          <w:spacing w:val="-2"/>
+          <w:szCs w:val="28"/>
+        </w:rPr>
+        <w:t>G.remove</w:t>
+      </w:r>
+      <w:proofErr w:type="gramEnd"/>
+      <w:r>
+        <w:rPr>
+          <w:rFonts w:ascii="Courier New"/>
+          <w:color w:val="2B3D4F"/>
+          <w:spacing w:val="-2"/>
+          <w:szCs w:val="28"/>
+        </w:rPr>
+        <w:t>_edges_from</w:t>
+      </w:r>
+      <w:proofErr w:type="spellEnd"/>
+      <w:r>
+        <w:rPr>
+          <w:rFonts w:ascii="Courier New"/>
+          <w:color w:val="2B3D4F"/>
+          <w:spacing w:val="-2"/>
+          <w:szCs w:val="28"/>
+        </w:rPr>
+        <w:t>(</w:t>
+      </w:r>
+      <w:proofErr w:type="spellStart"/>
+      <w:r>
+        <w:rPr>
+          <w:rFonts w:ascii="Courier New"/>
+          <w:color w:val="2B3D4F"/>
+          <w:spacing w:val="-2"/>
+          <w:szCs w:val="28"/>
+        </w:rPr>
+        <w:t>edges_to_remove</w:t>
+      </w:r>
+      <w:proofErr w:type="spellEnd"/>
+      <w:r>
+        <w:rPr>
+          <w:rFonts w:ascii="Courier New"/>
+          <w:color w:val="2B3D4F"/>
+          <w:spacing w:val="-2"/>
+          <w:szCs w:val="28"/>
+        </w:rPr>
+        <w:t>)</w:t>
       </w:r>
     </w:p>
     <w:p>
@@ -5763,13 +6993,25 @@
         </w:rPr>
         <w:t xml:space="preserve"> </w:t>
       </w:r>
-      <w:r>
-        <w:rPr>
-          <w:rFonts w:ascii="Courier New"/>
-          <w:color w:val="2B3D4F"/>
-          <w:szCs w:val="28"/>
-        </w:rPr>
-        <w:t xml:space="preserve">nx.NetworkXNoPath: </w:t>
+      <w:proofErr w:type="spellStart"/>
+      <w:proofErr w:type="gramStart"/>
+      <w:r>
+        <w:rPr>
+          <w:rFonts w:ascii="Courier New"/>
+          <w:color w:val="2B3D4F"/>
+          <w:szCs w:val="28"/>
+        </w:rPr>
+        <w:t>nx.NetworkXNoPath</w:t>
+      </w:r>
+      <w:proofErr w:type="spellEnd"/>
+      <w:proofErr w:type="gramEnd"/>
+      <w:r>
+        <w:rPr>
+          <w:rFonts w:ascii="Courier New"/>
+          <w:color w:val="2B3D4F"/>
+          <w:szCs w:val="28"/>
+        </w:rPr>
+        <w:t xml:space="preserve">: </w:t>
       </w:r>
       <w:r>
         <w:rPr>
@@ -5802,6 +7044,8 @@
           <w:szCs w:val="28"/>
         </w:rPr>
       </w:pPr>
+      <w:proofErr w:type="spellStart"/>
+      <w:proofErr w:type="gramStart"/>
       <w:r>
         <w:rPr>
           <w:rFonts w:ascii="Courier New"/>
@@ -5809,7 +7053,58 @@
           <w:spacing w:val="-2"/>
           <w:szCs w:val="28"/>
         </w:rPr>
-        <w:t>self.plot_graph(self.k_paths)</w:t>
+        <w:t>self.plot</w:t>
+      </w:r>
+      <w:proofErr w:type="gramEnd"/>
+      <w:r>
+        <w:rPr>
+          <w:rFonts w:ascii="Courier New"/>
+          <w:color w:val="2B3D4F"/>
+          <w:spacing w:val="-2"/>
+          <w:szCs w:val="28"/>
+        </w:rPr>
+        <w:t>_graph</w:t>
+      </w:r>
+      <w:proofErr w:type="spellEnd"/>
+      <w:r>
+        <w:rPr>
+          <w:rFonts w:ascii="Courier New"/>
+          <w:color w:val="2B3D4F"/>
+          <w:spacing w:val="-2"/>
+          <w:szCs w:val="28"/>
+        </w:rPr>
+        <w:t>(</w:t>
+      </w:r>
+      <w:proofErr w:type="spellStart"/>
+      <w:proofErr w:type="gramStart"/>
+      <w:r>
+        <w:rPr>
+          <w:rFonts w:ascii="Courier New"/>
+          <w:color w:val="2B3D4F"/>
+          <w:spacing w:val="-2"/>
+          <w:szCs w:val="28"/>
+        </w:rPr>
+        <w:t>self.k</w:t>
+      </w:r>
+      <w:proofErr w:type="gramEnd"/>
+      <w:r>
+        <w:rPr>
+          <w:rFonts w:ascii="Courier New"/>
+          <w:color w:val="2B3D4F"/>
+          <w:spacing w:val="-2"/>
+          <w:szCs w:val="28"/>
+        </w:rPr>
+        <w:t>_paths</w:t>
+      </w:r>
+      <w:proofErr w:type="spellEnd"/>
+      <w:r>
+        <w:rPr>
+          <w:rFonts w:ascii="Courier New"/>
+          <w:color w:val="2B3D4F"/>
+          <w:spacing w:val="-2"/>
+          <w:szCs w:val="28"/>
+        </w:rPr>
+        <w:t>)</w:t>
       </w:r>
     </w:p>
     <w:p>
@@ -5848,7 +7143,21 @@
         <w:rPr>
           <w:color w:val="333333"/>
         </w:rPr>
-        <w:t>Output Format Explanation: For each source-destination node pair, the algorithm reports up to K=3 disjoint shortest paths in ascending order of cost. The format follows the pattern: P[n]: Cost = [total_weight] | Path = [node sequence] Where: - P1 represents the cheapest disjoint path - P2 represents</w:t>
+        <w:t>Output Format Explanation: For each source-destination node pair, the algorithm reports up to K=3 disjoint shortest paths in ascending order of cost. The format follows the pattern: P[n]: Cost = [</w:t>
+      </w:r>
+      <w:proofErr w:type="spellStart"/>
+      <w:r>
+        <w:rPr>
+          <w:color w:val="333333"/>
+        </w:rPr>
+        <w:t>total_weight</w:t>
+      </w:r>
+      <w:proofErr w:type="spellEnd"/>
+      <w:r>
+        <w:rPr>
+          <w:color w:val="333333"/>
+        </w:rPr>
+        <w:t>] | Path = [node sequence] Where: - P1 represents the cheapest disjoint path - P2 represents</w:t>
       </w:r>
       <w:r>
         <w:rPr>
@@ -11313,11 +12622,61 @@
         <w:ind w:left="120" w:right="1199"/>
         <w:jc w:val="both"/>
       </w:pPr>
-      <w:r>
-        <w:rPr>
-          <w:color w:val="333333"/>
-        </w:rPr>
-        <w:t>The Kruskal's algorithm successfully identified the minimum spanning tree that connects all 14 nodes using exactly 13 edges with zero cycles. The total MST weight totals approximately 5,850 units, representing the minimum possible cost to interconnect the entire network. The algorithm's time complexity of O(E log E) = O(21 log 21) approximately 93 operations demonstrates exceptional efficiency even for larger networks. The greedy approach, guaranteed by the Union-Find data structure's correctness, ensures the solution is globally optimal with no possibility of improvement.</w:t>
+      <w:proofErr w:type="gramStart"/>
+      <w:r>
+        <w:rPr>
+          <w:color w:val="333333"/>
+        </w:rPr>
+        <w:t>The Kruskal's</w:t>
+      </w:r>
+      <w:proofErr w:type="gramEnd"/>
+      <w:r>
+        <w:rPr>
+          <w:color w:val="333333"/>
+        </w:rPr>
+        <w:t xml:space="preserve"> algorithm successfully identified the minimum spanning tree that connects all 14 nodes using exactly 13 edges with zero cycles. The total MST weight totals approximately 5,850 units, representing the minimum possible cost to interconnect the entire network. The algorithm's time complexity of </w:t>
+      </w:r>
+      <w:proofErr w:type="gramStart"/>
+      <w:r>
+        <w:rPr>
+          <w:color w:val="333333"/>
+        </w:rPr>
+        <w:t>O(</w:t>
+      </w:r>
+      <w:proofErr w:type="gramEnd"/>
+      <w:r>
+        <w:rPr>
+          <w:color w:val="333333"/>
+        </w:rPr>
+        <w:t xml:space="preserve">E log E) = </w:t>
+      </w:r>
+      <w:proofErr w:type="gramStart"/>
+      <w:r>
+        <w:rPr>
+          <w:color w:val="333333"/>
+        </w:rPr>
+        <w:t>O(</w:t>
+      </w:r>
+      <w:proofErr w:type="gramEnd"/>
+      <w:r>
+        <w:rPr>
+          <w:color w:val="333333"/>
+        </w:rPr>
+        <w:t xml:space="preserve">21 log 21) approximately 93 operations </w:t>
+      </w:r>
+      <w:proofErr w:type="gramStart"/>
+      <w:r>
+        <w:rPr>
+          <w:color w:val="333333"/>
+        </w:rPr>
+        <w:t>demonstrates</w:t>
+      </w:r>
+      <w:proofErr w:type="gramEnd"/>
+      <w:r>
+        <w:rPr>
+          <w:color w:val="333333"/>
+        </w:rPr>
+        <w:t xml:space="preserve"> exceptional efficiency even for larger networks. The greedy approach, guaranteed by the Union-Find data structure's correctness, ensures the solution is globally optimal with no possibility of improvement.</w:t>
       </w:r>
     </w:p>
     <w:p>
@@ -11843,7 +13202,21 @@
         <w:rPr>
           <w:color w:val="333333"/>
         </w:rPr>
-        <w:t>a realistic 14-node topology. Both algorithms were thoroughly validated through comprehensive testing and visualization. The interactive graphical interface enables dynamic exploration of algorithm behavior under various network configurations. Key project achievements include: 1. Correct implementation of Kruskal's MST algorithm using Union-Find with O(E log E) efficiency 2.</w:t>
+        <w:t xml:space="preserve">a realistic 14-node topology. Both algorithms were thoroughly validated through comprehensive testing and visualization. The interactive graphical interface enables dynamic exploration of algorithm behavior under various network configurations. Key project achievements include: 1. Correct implementation of Kruskal's MST algorithm using Union-Find with </w:t>
+      </w:r>
+      <w:proofErr w:type="gramStart"/>
+      <w:r>
+        <w:rPr>
+          <w:color w:val="333333"/>
+        </w:rPr>
+        <w:t>O(</w:t>
+      </w:r>
+      <w:proofErr w:type="gramEnd"/>
+      <w:r>
+        <w:rPr>
+          <w:color w:val="333333"/>
+        </w:rPr>
+        <w:t>E log E) efficiency 2.</w:t>
       </w:r>
       <w:r>
         <w:rPr>
@@ -11856,7 +13229,21 @@
         <w:rPr>
           <w:color w:val="333333"/>
         </w:rPr>
-        <w:t>Complete K-shortest paths implementation providing K=3 link-disjoint routing for all node pairs 3. Interactive GUI enabling real-time topology visualization and dynamic algorithm parameterization 4. Professional technical documentation with detailed code listings and performance analysis 5. Comprehensive test results covering all network node pairs and path combinations The implementation demonstrates production-quality code with proper error handling, efficient data structure usage, and clean separation of concerns between graph algorithms and user interface layers.</w:t>
+        <w:t xml:space="preserve">Complete K-shortest paths implementation providing K=3 link-disjoint routing for all node pairs 3. Interactive GUI enabling real-time topology visualization and dynamic algorithm parameterization 4. Professional technical documentation with detailed code listings and performance analysis 5. Comprehensive test results covering all network node pairs and path combinations </w:t>
+      </w:r>
+      <w:proofErr w:type="gramStart"/>
+      <w:r>
+        <w:rPr>
+          <w:color w:val="333333"/>
+        </w:rPr>
+        <w:t>The</w:t>
+      </w:r>
+      <w:proofErr w:type="gramEnd"/>
+      <w:r>
+        <w:rPr>
+          <w:color w:val="333333"/>
+        </w:rPr>
+        <w:t xml:space="preserve"> implementation demonstrates production-quality code with proper error handling, efficient data structure usage, and clean separation of concerns between graph algorithms and user interface layers.</w:t>
       </w:r>
     </w:p>
     <w:p>
@@ -11896,7 +13283,21 @@
         <w:rPr>
           <w:color w:val="333333"/>
         </w:rPr>
-        <w:t>Network Backbone Design: MST algorithms determine minimum-cost network infrastructure topology. Disaster Recovery Planning: K-shortest paths enable identification of diverse routing options</w:t>
+        <w:t xml:space="preserve">Network Backbone Design: MST algorithms determine minimum-cost network infrastructure topology. Disaster Recovery Planning: K-shortest paths enable identification of diverse </w:t>
+      </w:r>
+      <w:proofErr w:type="gramStart"/>
+      <w:r>
+        <w:rPr>
+          <w:color w:val="333333"/>
+        </w:rPr>
+        <w:t>routing</w:t>
+      </w:r>
+      <w:proofErr w:type="gramEnd"/>
+      <w:r>
+        <w:rPr>
+          <w:color w:val="333333"/>
+        </w:rPr>
+        <w:t xml:space="preserve"> options</w:t>
       </w:r>
       <w:r>
         <w:rPr>
@@ -12098,8 +13499,62 @@
         </w:rPr>
       </w:pPr>
     </w:p>
+    <w:p>
+      <w:pPr>
+        <w:spacing w:line="249" w:lineRule="auto"/>
+        <w:ind w:right="1044"/>
+        <w:jc w:val="both"/>
+        <w:rPr>
+          <w:b/>
+          <w:bCs/>
+          <w:sz w:val="32"/>
+          <w:szCs w:val="36"/>
+        </w:rPr>
+      </w:pPr>
+      <w:r>
+        <w:rPr>
+          <w:b/>
+          <w:bCs/>
+          <w:sz w:val="32"/>
+          <w:szCs w:val="36"/>
+        </w:rPr>
+        <w:t xml:space="preserve"> Git Hub Direct </w:t>
+      </w:r>
+      <w:proofErr w:type="gramStart"/>
+      <w:r>
+        <w:rPr>
+          <w:b/>
+          <w:bCs/>
+          <w:sz w:val="32"/>
+          <w:szCs w:val="36"/>
+        </w:rPr>
+        <w:t>Link :</w:t>
+      </w:r>
+      <w:proofErr w:type="gramEnd"/>
+      <w:r>
+        <w:rPr>
+          <w:b/>
+          <w:bCs/>
+          <w:sz w:val="32"/>
+          <w:szCs w:val="36"/>
+        </w:rPr>
+        <w:t xml:space="preserve"> </w:t>
+      </w:r>
+      <w:hyperlink r:id="rId19" w:history="1">
+        <w:r>
+          <w:rPr>
+            <w:rStyle w:val="Hyperlink"/>
+            <w:b/>
+            <w:bCs/>
+            <w:sz w:val="32"/>
+            <w:szCs w:val="36"/>
+          </w:rPr>
+          <w:t>Project Source Code</w:t>
+        </w:r>
+      </w:hyperlink>
+    </w:p>
     <w:sectPr>
-      <w:headerReference w:type="default" r:id="rId19"/>
+      <w:headerReference w:type="default" r:id="rId20"/>
       <w:pgSz w:w="12240" w:h="15840"/>
       <w:pgMar w:top="1580" w:right="0" w:bottom="280" w:left="1080" w:header="1235" w:footer="0" w:gutter="0"/>
       <w:cols w:space="720"/>
@@ -14479,6 +15934,29 @@
       </w:tblBorders>
     </w:tblPr>
   </w:style>
+  <w:style w:type="character" w:styleId="Hyperlink">
+    <w:name w:val="Hyperlink"/>
+    <w:basedOn w:val="DefaultParagraphFont"/>
+    <w:uiPriority w:val="99"/>
+    <w:unhideWhenUsed/>
+    <w:rsid w:val="00327E27"/>
+    <w:rPr>
+      <w:color w:val="0000FF" w:themeColor="hyperlink"/>
+      <w:u w:val="single"/>
+    </w:rPr>
+  </w:style>
+  <w:style w:type="character" w:styleId="UnresolvedMention">
+    <w:name w:val="Unresolved Mention"/>
+    <w:basedOn w:val="DefaultParagraphFont"/>
+    <w:uiPriority w:val="99"/>
+    <w:semiHidden/>
+    <w:unhideWhenUsed/>
+    <w:rsid w:val="00327E27"/>
+    <w:rPr>
+      <w:color w:val="605E5C"/>
+      <w:shd w:val="clear" w:color="auto" w:fill="E1DFDD"/>
+    </w:rPr>
+  </w:style>
 </w:styles>
 </file>
 

--- a/Assignment_Report.docx
+++ b/Assignment_Report.docx
@@ -4,19 +4,903 @@
   <w:body>
     <w:p>
       <w:pPr>
+        <w:spacing w:before="79"/>
+        <w:jc w:val="center"/>
+        <w:rPr>
+          <w:b/>
+          <w:sz w:val="32"/>
+        </w:rPr>
+      </w:pPr>
+      <w:r>
+        <w:rPr>
+          <w:color w:val="1A365D"/>
+        </w:rPr>
+        <w:t xml:space="preserve"> </w:t>
+      </w:r>
+      <w:r>
+        <w:rPr>
+          <w:b/>
+          <w:sz w:val="32"/>
+        </w:rPr>
+        <w:t>Assignment</w:t>
+      </w:r>
+      <w:r>
+        <w:rPr>
+          <w:b/>
+          <w:spacing w:val="-21"/>
+          <w:sz w:val="32"/>
+        </w:rPr>
+        <w:t xml:space="preserve"> </w:t>
+      </w:r>
+      <w:r>
+        <w:rPr>
+          <w:b/>
+          <w:spacing w:val="-2"/>
+          <w:sz w:val="32"/>
+        </w:rPr>
+        <w:t>Submission</w:t>
+      </w:r>
+    </w:p>
+    <w:p>
+      <w:pPr>
+        <w:spacing w:before="189"/>
+        <w:jc w:val="center"/>
+        <w:rPr>
+          <w:b/>
+          <w:sz w:val="32"/>
+        </w:rPr>
+      </w:pPr>
+      <w:r>
+        <w:rPr>
+          <w:b/>
+          <w:sz w:val="32"/>
+        </w:rPr>
+        <w:t>Computer</w:t>
+      </w:r>
+      <w:r>
+        <w:rPr>
+          <w:b/>
+          <w:spacing w:val="-17"/>
+          <w:sz w:val="32"/>
+        </w:rPr>
+        <w:t xml:space="preserve"> </w:t>
+      </w:r>
+      <w:r>
+        <w:rPr>
+          <w:b/>
+          <w:sz w:val="32"/>
+        </w:rPr>
+        <w:t>Communication</w:t>
+      </w:r>
+      <w:r>
+        <w:rPr>
+          <w:b/>
+          <w:spacing w:val="-13"/>
+          <w:sz w:val="32"/>
+        </w:rPr>
+        <w:t xml:space="preserve"> </w:t>
+      </w:r>
+      <w:r>
+        <w:rPr>
+          <w:b/>
+          <w:sz w:val="32"/>
+        </w:rPr>
+        <w:t>and</w:t>
+      </w:r>
+      <w:r>
+        <w:rPr>
+          <w:b/>
+          <w:spacing w:val="-12"/>
+          <w:sz w:val="32"/>
+        </w:rPr>
+        <w:t xml:space="preserve"> </w:t>
+      </w:r>
+      <w:r>
+        <w:rPr>
+          <w:b/>
+          <w:sz w:val="32"/>
+        </w:rPr>
+        <w:t>Networking</w:t>
+      </w:r>
+      <w:r>
+        <w:rPr>
+          <w:b/>
+          <w:spacing w:val="59"/>
+          <w:sz w:val="32"/>
+        </w:rPr>
+        <w:t xml:space="preserve"> </w:t>
+      </w:r>
+      <w:r>
+        <w:rPr>
+          <w:b/>
+          <w:spacing w:val="-2"/>
+          <w:sz w:val="32"/>
+        </w:rPr>
+        <w:t>(20IC306T)</w:t>
+      </w:r>
+    </w:p>
+    <w:p>
+      <w:pPr>
+        <w:spacing w:before="189" w:line="259" w:lineRule="auto"/>
+        <w:ind w:left="3050" w:right="3054"/>
+        <w:jc w:val="center"/>
+        <w:rPr>
+          <w:b/>
+          <w:sz w:val="33"/>
+        </w:rPr>
+      </w:pPr>
+      <w:r>
+        <w:rPr>
+          <w:b/>
+          <w:spacing w:val="-2"/>
+          <w:sz w:val="33"/>
+        </w:rPr>
+        <w:t>B.Tech.,</w:t>
+      </w:r>
+      <w:r>
+        <w:rPr>
+          <w:b/>
+          <w:spacing w:val="-19"/>
+          <w:sz w:val="33"/>
+        </w:rPr>
+        <w:t xml:space="preserve"> </w:t>
+      </w:r>
+      <w:r>
+        <w:rPr>
+          <w:b/>
+          <w:spacing w:val="-2"/>
+          <w:sz w:val="33"/>
+        </w:rPr>
+        <w:t xml:space="preserve">Semester-VI </w:t>
+      </w:r>
+      <w:r>
+        <w:rPr>
+          <w:b/>
+          <w:sz w:val="33"/>
+        </w:rPr>
+        <w:t>Jan-</w:t>
+      </w:r>
+      <w:proofErr w:type="gramStart"/>
+      <w:r>
+        <w:rPr>
+          <w:b/>
+          <w:sz w:val="33"/>
+        </w:rPr>
+        <w:t>May,</w:t>
+      </w:r>
+      <w:proofErr w:type="gramEnd"/>
+      <w:r>
+        <w:rPr>
+          <w:b/>
+          <w:sz w:val="33"/>
+        </w:rPr>
+        <w:t xml:space="preserve"> 2026</w:t>
+      </w:r>
+    </w:p>
+    <w:p>
+      <w:pPr>
+        <w:pStyle w:val="BodyText"/>
+        <w:spacing w:before="41"/>
+        <w:rPr>
+          <w:b/>
+          <w:sz w:val="20"/>
+        </w:rPr>
+      </w:pPr>
+      <w:r>
+        <w:rPr>
+          <w:b/>
+          <w:noProof/>
+          <w:sz w:val="20"/>
+        </w:rPr>
+        <w:drawing>
+          <wp:anchor distT="0" distB="0" distL="0" distR="0" simplePos="0" relativeHeight="251660288" behindDoc="1" locked="0" layoutInCell="1" allowOverlap="1" wp14:anchorId="5A4C6D6D" wp14:editId="410EDDA4">
+            <wp:simplePos x="0" y="0"/>
+            <wp:positionH relativeFrom="page">
+              <wp:posOffset>2199004</wp:posOffset>
+            </wp:positionH>
+            <wp:positionV relativeFrom="paragraph">
+              <wp:posOffset>187686</wp:posOffset>
+            </wp:positionV>
+            <wp:extent cx="3302447" cy="3212401"/>
+            <wp:effectExtent l="0" t="0" r="0" b="0"/>
+            <wp:wrapTopAndBottom/>
+            <wp:docPr id="790725032" name="Image 2"/>
+            <wp:cNvGraphicFramePr>
+              <a:graphicFrameLocks xmlns:a="http://schemas.openxmlformats.org/drawingml/2006/main"/>
+            </wp:cNvGraphicFramePr>
+            <a:graphic xmlns:a="http://schemas.openxmlformats.org/drawingml/2006/main">
+              <a:graphicData uri="http://schemas.openxmlformats.org/drawingml/2006/picture">
+                <pic:pic xmlns:pic="http://schemas.openxmlformats.org/drawingml/2006/picture">
+                  <pic:nvPicPr>
+                    <pic:cNvPr id="2" name="Image 2"/>
+                    <pic:cNvPicPr/>
+                  </pic:nvPicPr>
+                  <pic:blipFill>
+                    <a:blip r:embed="rId7" cstate="print"/>
+                    <a:stretch>
+                      <a:fillRect/>
+                    </a:stretch>
+                  </pic:blipFill>
+                  <pic:spPr>
+                    <a:xfrm>
+                      <a:off x="0" y="0"/>
+                      <a:ext cx="3302447" cy="3212401"/>
+                    </a:xfrm>
+                    <a:prstGeom prst="rect">
+                      <a:avLst/>
+                    </a:prstGeom>
+                  </pic:spPr>
+                </pic:pic>
+              </a:graphicData>
+            </a:graphic>
+          </wp:anchor>
+        </w:drawing>
+      </w:r>
+    </w:p>
+    <w:p>
+      <w:pPr>
+        <w:pStyle w:val="BodyText"/>
+        <w:spacing w:before="374"/>
+        <w:rPr>
+          <w:b/>
+          <w:sz w:val="33"/>
+        </w:rPr>
+      </w:pPr>
+    </w:p>
+    <w:p>
+      <w:pPr>
+        <w:ind w:left="3" w:right="445"/>
+        <w:jc w:val="center"/>
+        <w:rPr>
+          <w:b/>
+          <w:sz w:val="33"/>
+        </w:rPr>
+      </w:pPr>
+      <w:r>
+        <w:rPr>
+          <w:b/>
+          <w:sz w:val="33"/>
+        </w:rPr>
+        <w:t>Department</w:t>
+      </w:r>
+      <w:r>
+        <w:rPr>
+          <w:b/>
+          <w:spacing w:val="-9"/>
+          <w:sz w:val="33"/>
+        </w:rPr>
+        <w:t xml:space="preserve"> </w:t>
+      </w:r>
+      <w:r>
+        <w:rPr>
+          <w:b/>
+          <w:sz w:val="33"/>
+        </w:rPr>
+        <w:t>of</w:t>
+      </w:r>
+      <w:r>
+        <w:rPr>
+          <w:b/>
+          <w:spacing w:val="-8"/>
+          <w:sz w:val="33"/>
+        </w:rPr>
+        <w:t xml:space="preserve"> </w:t>
+      </w:r>
+      <w:r>
+        <w:rPr>
+          <w:b/>
+          <w:sz w:val="33"/>
+        </w:rPr>
+        <w:t>Information</w:t>
+      </w:r>
+      <w:r>
+        <w:rPr>
+          <w:b/>
+          <w:spacing w:val="-10"/>
+          <w:sz w:val="33"/>
+        </w:rPr>
+        <w:t xml:space="preserve"> </w:t>
+      </w:r>
+      <w:r>
+        <w:rPr>
+          <w:b/>
+          <w:sz w:val="33"/>
+        </w:rPr>
+        <w:t>Communication</w:t>
+      </w:r>
+      <w:r>
+        <w:rPr>
+          <w:b/>
+          <w:spacing w:val="-9"/>
+          <w:sz w:val="33"/>
+        </w:rPr>
+        <w:t xml:space="preserve"> </w:t>
+      </w:r>
+      <w:r>
+        <w:rPr>
+          <w:b/>
+          <w:sz w:val="33"/>
+        </w:rPr>
+        <w:t>and</w:t>
+      </w:r>
+      <w:r>
+        <w:rPr>
+          <w:b/>
+          <w:spacing w:val="-13"/>
+          <w:sz w:val="33"/>
+        </w:rPr>
+        <w:t xml:space="preserve"> </w:t>
+      </w:r>
+      <w:r>
+        <w:rPr>
+          <w:b/>
+          <w:spacing w:val="-2"/>
+          <w:sz w:val="33"/>
+        </w:rPr>
+        <w:t>Technology,</w:t>
+      </w:r>
+    </w:p>
+    <w:p>
+      <w:pPr>
+        <w:spacing w:before="50"/>
+        <w:ind w:right="131"/>
+        <w:jc w:val="center"/>
+        <w:rPr>
+          <w:b/>
+          <w:sz w:val="33"/>
+        </w:rPr>
+      </w:pPr>
+      <w:r>
+        <w:rPr>
+          <w:b/>
+          <w:sz w:val="33"/>
+        </w:rPr>
+        <w:t>School</w:t>
+      </w:r>
+      <w:r>
+        <w:rPr>
+          <w:b/>
+          <w:spacing w:val="-2"/>
+          <w:sz w:val="33"/>
+        </w:rPr>
+        <w:t xml:space="preserve"> </w:t>
+      </w:r>
+      <w:r>
+        <w:rPr>
+          <w:b/>
+          <w:sz w:val="33"/>
+        </w:rPr>
+        <w:t>of</w:t>
+      </w:r>
+      <w:r>
+        <w:rPr>
+          <w:b/>
+          <w:spacing w:val="-6"/>
+          <w:sz w:val="33"/>
+        </w:rPr>
+        <w:t xml:space="preserve"> </w:t>
+      </w:r>
+      <w:r>
+        <w:rPr>
+          <w:b/>
+          <w:spacing w:val="-2"/>
+          <w:sz w:val="33"/>
+        </w:rPr>
+        <w:t>Technology</w:t>
+      </w:r>
+    </w:p>
+    <w:p>
+      <w:pPr>
+        <w:spacing w:before="34" w:line="259" w:lineRule="auto"/>
+        <w:ind w:left="949" w:right="1066"/>
+        <w:jc w:val="center"/>
+        <w:rPr>
+          <w:b/>
+          <w:sz w:val="33"/>
+        </w:rPr>
+      </w:pPr>
+      <w:r>
+        <w:rPr>
+          <w:b/>
+          <w:sz w:val="33"/>
+        </w:rPr>
+        <w:t>Pandit</w:t>
+      </w:r>
+      <w:r>
+        <w:rPr>
+          <w:b/>
+          <w:spacing w:val="-13"/>
+          <w:sz w:val="33"/>
+        </w:rPr>
+        <w:t xml:space="preserve"> </w:t>
+      </w:r>
+      <w:r>
+        <w:rPr>
+          <w:b/>
+          <w:sz w:val="33"/>
+        </w:rPr>
+        <w:t>Deendayal</w:t>
+      </w:r>
+      <w:r>
+        <w:rPr>
+          <w:b/>
+          <w:spacing w:val="-9"/>
+          <w:sz w:val="33"/>
+        </w:rPr>
+        <w:t xml:space="preserve"> </w:t>
+      </w:r>
+      <w:r>
+        <w:rPr>
+          <w:b/>
+          <w:sz w:val="33"/>
+        </w:rPr>
+        <w:t>Energy</w:t>
+      </w:r>
+      <w:r>
+        <w:rPr>
+          <w:b/>
+          <w:spacing w:val="-11"/>
+          <w:sz w:val="33"/>
+        </w:rPr>
+        <w:t xml:space="preserve"> </w:t>
+      </w:r>
+      <w:r>
+        <w:rPr>
+          <w:b/>
+          <w:sz w:val="33"/>
+        </w:rPr>
+        <w:t>University Gandhinagar, Gujarat, India</w:t>
+      </w:r>
+    </w:p>
+    <w:p>
+      <w:pPr>
+        <w:pStyle w:val="BodyText"/>
+        <w:rPr>
+          <w:b/>
+          <w:sz w:val="33"/>
+        </w:rPr>
+      </w:pPr>
+    </w:p>
+    <w:p>
+      <w:pPr>
+        <w:pStyle w:val="BodyText"/>
+        <w:rPr>
+          <w:b/>
+          <w:sz w:val="33"/>
+        </w:rPr>
+      </w:pPr>
+    </w:p>
+    <w:p>
+      <w:pPr>
+        <w:pStyle w:val="BodyText"/>
+        <w:spacing w:before="32"/>
+        <w:rPr>
+          <w:b/>
+          <w:sz w:val="33"/>
+        </w:rPr>
+      </w:pPr>
+    </w:p>
+    <w:p>
+      <w:pPr>
+        <w:tabs>
+          <w:tab w:val="left" w:pos="7505"/>
+        </w:tabs>
+        <w:ind w:left="1"/>
+        <w:jc w:val="center"/>
+        <w:rPr>
+          <w:b/>
+          <w:sz w:val="26"/>
+        </w:rPr>
+      </w:pPr>
+      <w:r>
+        <w:rPr>
+          <w:b/>
+          <w:sz w:val="26"/>
+          <w:u w:val="single"/>
+        </w:rPr>
+        <w:t>Submitted</w:t>
+      </w:r>
+      <w:r>
+        <w:rPr>
+          <w:b/>
+          <w:spacing w:val="-11"/>
+          <w:sz w:val="26"/>
+          <w:u w:val="single"/>
+        </w:rPr>
+        <w:t xml:space="preserve"> </w:t>
+      </w:r>
+      <w:r>
+        <w:rPr>
+          <w:b/>
+          <w:spacing w:val="-5"/>
+          <w:sz w:val="26"/>
+          <w:u w:val="single"/>
+        </w:rPr>
+        <w:t>by:</w:t>
+      </w:r>
+      <w:r>
+        <w:rPr>
+          <w:b/>
+          <w:sz w:val="26"/>
+        </w:rPr>
+        <w:tab/>
+      </w:r>
+      <w:r>
+        <w:rPr>
+          <w:b/>
+          <w:sz w:val="26"/>
+          <w:u w:val="single"/>
+        </w:rPr>
+        <w:t>Submitted</w:t>
+      </w:r>
+      <w:r>
+        <w:rPr>
+          <w:b/>
+          <w:spacing w:val="-16"/>
+          <w:sz w:val="26"/>
+          <w:u w:val="single"/>
+        </w:rPr>
+        <w:t xml:space="preserve"> </w:t>
+      </w:r>
+      <w:r>
+        <w:rPr>
+          <w:b/>
+          <w:spacing w:val="-5"/>
+          <w:sz w:val="26"/>
+          <w:u w:val="single"/>
+        </w:rPr>
+        <w:t>to:</w:t>
+      </w:r>
+    </w:p>
+    <w:p>
+      <w:pPr>
+        <w:pStyle w:val="BodyText"/>
+        <w:spacing w:before="36"/>
+        <w:rPr>
+          <w:b/>
+          <w:sz w:val="26"/>
+        </w:rPr>
+      </w:pPr>
+      <w:r>
+        <w:rPr>
+          <w:b/>
+          <w:sz w:val="26"/>
+        </w:rPr>
+        <w:tab/>
+      </w:r>
+    </w:p>
+    <w:p>
+      <w:pPr>
+        <w:tabs>
+          <w:tab w:val="left" w:pos="6674"/>
+          <w:tab w:val="left" w:pos="6929"/>
+        </w:tabs>
+        <w:spacing w:line="283" w:lineRule="auto"/>
+        <w:ind w:left="9" w:right="15" w:firstLine="14"/>
+        <w:rPr>
+          <w:b/>
+          <w:sz w:val="26"/>
+        </w:rPr>
+      </w:pPr>
+      <w:r>
+        <w:rPr>
+          <w:b/>
+          <w:sz w:val="26"/>
+        </w:rPr>
+        <w:t>Name: Anish Patel</w:t>
+      </w:r>
+      <w:r>
+        <w:rPr>
+          <w:b/>
+          <w:sz w:val="26"/>
+        </w:rPr>
+        <w:tab/>
+      </w:r>
+      <w:r>
+        <w:rPr>
+          <w:b/>
+          <w:sz w:val="26"/>
+        </w:rPr>
+        <w:tab/>
+      </w:r>
+      <w:r>
+        <w:rPr>
+          <w:b/>
+          <w:sz w:val="26"/>
+        </w:rPr>
+        <w:tab/>
+      </w:r>
+      <w:r>
+        <w:rPr>
+          <w:b/>
+          <w:sz w:val="26"/>
+        </w:rPr>
+        <w:t>Dr.</w:t>
+      </w:r>
+      <w:r>
+        <w:rPr>
+          <w:b/>
+          <w:spacing w:val="-1"/>
+          <w:sz w:val="26"/>
+        </w:rPr>
+        <w:t xml:space="preserve"> </w:t>
+      </w:r>
+      <w:proofErr w:type="spellStart"/>
+      <w:r>
+        <w:rPr>
+          <w:b/>
+          <w:sz w:val="26"/>
+        </w:rPr>
+        <w:t>Devlina</w:t>
+      </w:r>
+      <w:proofErr w:type="spellEnd"/>
+      <w:r>
+        <w:rPr>
+          <w:b/>
+          <w:spacing w:val="-15"/>
+          <w:sz w:val="26"/>
+        </w:rPr>
+        <w:t xml:space="preserve"> </w:t>
+      </w:r>
+      <w:r>
+        <w:rPr>
+          <w:b/>
+          <w:sz w:val="26"/>
+        </w:rPr>
+        <w:t xml:space="preserve">Adhikari </w:t>
+      </w:r>
+    </w:p>
+    <w:p>
+      <w:pPr>
+        <w:tabs>
+          <w:tab w:val="left" w:pos="6674"/>
+          <w:tab w:val="left" w:pos="6929"/>
+        </w:tabs>
+        <w:spacing w:line="283" w:lineRule="auto"/>
+        <w:ind w:left="9" w:right="15" w:firstLine="14"/>
+        <w:rPr>
+          <w:b/>
+          <w:sz w:val="26"/>
+        </w:rPr>
+      </w:pPr>
+      <w:r>
+        <w:rPr>
+          <w:b/>
+          <w:sz w:val="26"/>
+        </w:rPr>
+        <w:t>Roll</w:t>
+      </w:r>
+      <w:r>
+        <w:rPr>
+          <w:b/>
+          <w:spacing w:val="-6"/>
+          <w:sz w:val="26"/>
+        </w:rPr>
+        <w:t xml:space="preserve"> </w:t>
+      </w:r>
+      <w:r>
+        <w:rPr>
+          <w:b/>
+          <w:sz w:val="26"/>
+        </w:rPr>
+        <w:t>No:</w:t>
+      </w:r>
+      <w:r>
+        <w:rPr>
+          <w:b/>
+          <w:spacing w:val="-5"/>
+          <w:sz w:val="26"/>
+        </w:rPr>
+        <w:t xml:space="preserve"> </w:t>
+      </w:r>
+      <w:r>
+        <w:rPr>
+          <w:b/>
+          <w:spacing w:val="-2"/>
+          <w:sz w:val="26"/>
+        </w:rPr>
+        <w:t>23BIT144</w:t>
+      </w:r>
+      <w:r>
+        <w:rPr>
+          <w:b/>
+          <w:sz w:val="26"/>
+        </w:rPr>
+        <w:tab/>
+      </w:r>
+      <w:r>
+        <w:rPr>
+          <w:b/>
+          <w:sz w:val="26"/>
+        </w:rPr>
+        <w:tab/>
+      </w:r>
+      <w:r>
+        <w:rPr>
+          <w:b/>
+          <w:sz w:val="26"/>
+        </w:rPr>
+        <w:tab/>
+      </w:r>
+      <w:r>
+        <w:rPr>
+          <w:b/>
+          <w:sz w:val="26"/>
+        </w:rPr>
+        <w:t>Assistant</w:t>
+      </w:r>
+      <w:r>
+        <w:rPr>
+          <w:b/>
+          <w:spacing w:val="-14"/>
+          <w:sz w:val="26"/>
+        </w:rPr>
+        <w:t xml:space="preserve"> </w:t>
+      </w:r>
+      <w:r>
+        <w:rPr>
+          <w:b/>
+          <w:spacing w:val="-2"/>
+          <w:sz w:val="26"/>
+        </w:rPr>
+        <w:t>Professor</w:t>
+      </w:r>
+    </w:p>
+    <w:p>
+      <w:pPr>
+        <w:tabs>
+          <w:tab w:val="left" w:pos="6081"/>
+        </w:tabs>
+        <w:spacing w:before="2"/>
+        <w:ind w:left="9"/>
+        <w:rPr>
+          <w:b/>
+          <w:spacing w:val="-4"/>
+          <w:sz w:val="26"/>
+        </w:rPr>
+        <w:sectPr>
+          <w:footerReference w:type="default" r:id="rId8"/>
+          <w:type w:val="continuous"/>
+          <w:pgSz w:w="12240" w:h="15840"/>
+          <w:pgMar w:top="1820" w:right="0" w:bottom="280" w:left="1080" w:header="720" w:footer="720" w:gutter="0"/>
+          <w:cols w:space="720"/>
+        </w:sectPr>
+      </w:pPr>
+      <w:r>
+        <w:rPr>
+          <w:b/>
+          <w:sz w:val="26"/>
+        </w:rPr>
+        <w:t>Semester:</w:t>
+      </w:r>
+      <w:r>
+        <w:rPr>
+          <w:b/>
+          <w:spacing w:val="-12"/>
+          <w:sz w:val="26"/>
+        </w:rPr>
+        <w:t xml:space="preserve"> </w:t>
+      </w:r>
+      <w:r>
+        <w:rPr>
+          <w:b/>
+          <w:spacing w:val="-5"/>
+          <w:sz w:val="26"/>
+        </w:rPr>
+        <w:t>6</w:t>
+      </w:r>
+      <w:r>
+        <w:rPr>
+          <w:b/>
+          <w:spacing w:val="-5"/>
+          <w:sz w:val="26"/>
+          <w:vertAlign w:val="superscript"/>
+        </w:rPr>
+        <w:t>th</w:t>
+      </w:r>
+      <w:r>
+        <w:rPr>
+          <w:b/>
+          <w:sz w:val="26"/>
+        </w:rPr>
+        <w:tab/>
+      </w:r>
+      <w:r>
+        <w:rPr>
+          <w:b/>
+          <w:sz w:val="26"/>
+        </w:rPr>
+        <w:tab/>
+      </w:r>
+      <w:r>
+        <w:rPr>
+          <w:b/>
+          <w:sz w:val="26"/>
+        </w:rPr>
+        <w:tab/>
+      </w:r>
+      <w:r>
+        <w:rPr>
+          <w:b/>
+          <w:sz w:val="26"/>
+        </w:rPr>
+        <w:t>Department</w:t>
+      </w:r>
+      <w:r>
+        <w:rPr>
+          <w:b/>
+          <w:spacing w:val="-13"/>
+          <w:sz w:val="26"/>
+        </w:rPr>
+        <w:t xml:space="preserve"> </w:t>
+      </w:r>
+      <w:r>
+        <w:rPr>
+          <w:b/>
+          <w:sz w:val="26"/>
+        </w:rPr>
+        <w:t>of</w:t>
+      </w:r>
+      <w:r>
+        <w:rPr>
+          <w:b/>
+          <w:spacing w:val="-11"/>
+          <w:sz w:val="26"/>
+        </w:rPr>
+        <w:t xml:space="preserve"> </w:t>
+      </w:r>
+      <w:r>
+        <w:rPr>
+          <w:b/>
+          <w:sz w:val="26"/>
+        </w:rPr>
+        <w:t>ICT,</w:t>
+      </w:r>
+      <w:r>
+        <w:rPr>
+          <w:b/>
+          <w:spacing w:val="-12"/>
+          <w:sz w:val="26"/>
+        </w:rPr>
+        <w:t xml:space="preserve"> </w:t>
+      </w:r>
+      <w:r>
+        <w:rPr>
+          <w:b/>
+          <w:spacing w:val="-4"/>
+          <w:sz w:val="26"/>
+        </w:rPr>
+        <w:t>PDE</w:t>
+      </w:r>
+      <w:r>
+        <w:rPr>
+          <w:b/>
+          <w:spacing w:val="-4"/>
+          <w:sz w:val="26"/>
+        </w:rPr>
+        <w:t>U</w:t>
+      </w:r>
+    </w:p>
+    <w:p>
+      <w:pPr>
+        <w:pStyle w:val="Title"/>
+        <w:jc w:val="both"/>
+        <w:rPr>
+          <w:color w:val="1A365D"/>
+        </w:rPr>
+      </w:pPr>
+    </w:p>
+    <w:p>
+      <w:pPr>
         <w:pStyle w:val="Title"/>
         <w:ind w:firstLine="720"/>
         <w:jc w:val="both"/>
         <w:rPr>
+          <w:color w:val="1A365D"/>
+          <w:spacing w:val="-2"/>
           <w:u w:val="single"/>
         </w:rPr>
       </w:pPr>
-      <w:r>
-        <w:rPr>
-          <w:color w:val="1A365D"/>
-        </w:rPr>
-        <w:t xml:space="preserve">   </w:t>
-      </w:r>
       <w:r>
         <w:rPr>
           <w:color w:val="1A365D"/>
@@ -655,7 +1539,7 @@
           <w:b/>
         </w:rPr>
         <w:sectPr>
-          <w:type w:val="continuous"/>
+          <w:footerReference w:type="default" r:id="rId9"/>
           <w:pgSz w:w="12240" w:h="15840"/>
           <w:pgMar w:top="1820" w:right="0" w:bottom="280" w:left="1080" w:header="720" w:footer="720" w:gutter="0"/>
           <w:cols w:space="720"/>
@@ -921,7 +1805,7 @@
         <w:ind w:left="120" w:right="1199"/>
         <w:jc w:val="both"/>
         <w:sectPr>
-          <w:headerReference w:type="default" r:id="rId7"/>
+          <w:headerReference w:type="default" r:id="rId10"/>
           <w:pgSz w:w="12240" w:h="15840"/>
           <w:pgMar w:top="1580" w:right="0" w:bottom="280" w:left="1080" w:header="1235" w:footer="0" w:gutter="0"/>
           <w:cols w:space="720"/>
@@ -1316,7 +2200,7 @@
         <w:spacing w:line="278" w:lineRule="auto"/>
         <w:jc w:val="both"/>
         <w:sectPr>
-          <w:headerReference w:type="default" r:id="rId8"/>
+          <w:headerReference w:type="default" r:id="rId11"/>
           <w:pgSz w:w="12240" w:h="15840"/>
           <w:pgMar w:top="720" w:right="720" w:bottom="720" w:left="720" w:header="1235" w:footer="0" w:gutter="0"/>
           <w:cols w:space="720"/>
@@ -3348,7 +4232,7 @@
           <w:lang w:val="en-IN"/>
         </w:rPr>
         <w:sectPr>
-          <w:headerReference w:type="default" r:id="rId9"/>
+          <w:headerReference w:type="default" r:id="rId12"/>
           <w:pgSz w:w="12240" w:h="15840"/>
           <w:pgMar w:top="720" w:right="720" w:bottom="720" w:left="720" w:header="1235" w:footer="0" w:gutter="0"/>
           <w:cols w:space="720"/>
@@ -3361,7 +4245,27 @@
         <w:pStyle w:val="BodyText"/>
         <w:spacing w:before="94"/>
         <w:jc w:val="both"/>
-      </w:pPr>
+        <w:rPr>
+          <w:b/>
+          <w:bCs/>
+          <w:color w:val="4F81BD" w:themeColor="accent1"/>
+          <w:sz w:val="32"/>
+          <w:szCs w:val="32"/>
+          <w:u w:val="single"/>
+        </w:rPr>
+      </w:pPr>
+      <w:r>
+        <w:rPr>
+          <w:b/>
+          <w:bCs/>
+          <w:color w:val="4F81BD" w:themeColor="accent1"/>
+          <w:sz w:val="32"/>
+          <w:szCs w:val="32"/>
+          <w:u w:val="single"/>
+        </w:rPr>
+        <w:lastRenderedPageBreak/>
+        <w:t>Network Topology:</w:t>
+      </w:r>
     </w:p>
     <w:p>
       <w:pPr>
@@ -3391,7 +4295,7 @@
                     </pic:cNvPicPr>
                   </pic:nvPicPr>
                   <pic:blipFill>
-                    <a:blip r:embed="rId10">
+                    <a:blip r:embed="rId13">
                       <a:extLst>
                         <a:ext uri="{28A0092B-C50C-407E-A947-70E740481C1C}">
                           <a14:useLocalDpi xmlns:a14="http://schemas.microsoft.com/office/drawing/2010/main" val="0"/>
@@ -3425,6 +4329,58 @@
     </w:p>
     <w:p>
       <w:pPr>
+        <w:pStyle w:val="BodyText"/>
+        <w:spacing w:before="94"/>
+        <w:jc w:val="both"/>
+      </w:pPr>
+    </w:p>
+    <w:p>
+      <w:pPr>
+        <w:pStyle w:val="BodyText"/>
+        <w:spacing w:before="94"/>
+        <w:jc w:val="both"/>
+      </w:pPr>
+      <w:r>
+        <w:lastRenderedPageBreak/>
+        <w:drawing>
+          <wp:inline distT="0" distB="0" distL="0" distR="0" wp14:anchorId="6025F1EB" wp14:editId="26D9EC6A">
+            <wp:extent cx="6858000" cy="5575300"/>
+            <wp:effectExtent l="0" t="0" r="0" b="6350"/>
+            <wp:docPr id="1003725524" name="Picture 1"/>
+            <wp:cNvGraphicFramePr>
+              <a:graphicFrameLocks xmlns:a="http://schemas.openxmlformats.org/drawingml/2006/main" noChangeAspect="1"/>
+            </wp:cNvGraphicFramePr>
+            <a:graphic xmlns:a="http://schemas.openxmlformats.org/drawingml/2006/main">
+              <a:graphicData uri="http://schemas.openxmlformats.org/drawingml/2006/picture">
+                <pic:pic xmlns:pic="http://schemas.openxmlformats.org/drawingml/2006/picture">
+                  <pic:nvPicPr>
+                    <pic:cNvPr id="1003725524" name=""/>
+                    <pic:cNvPicPr/>
+                  </pic:nvPicPr>
+                  <pic:blipFill>
+                    <a:blip r:embed="rId14"/>
+                    <a:stretch>
+                      <a:fillRect/>
+                    </a:stretch>
+                  </pic:blipFill>
+                  <pic:spPr>
+                    <a:xfrm>
+                      <a:off x="0" y="0"/>
+                      <a:ext cx="6858000" cy="5575300"/>
+                    </a:xfrm>
+                    <a:prstGeom prst="rect">
+                      <a:avLst/>
+                    </a:prstGeom>
+                  </pic:spPr>
+                </pic:pic>
+              </a:graphicData>
+            </a:graphic>
+          </wp:inline>
+        </w:drawing>
+      </w:r>
+    </w:p>
+    <w:p>
+      <w:pPr>
         <w:rPr>
           <w:sz w:val="24"/>
           <w:szCs w:val="24"/>
@@ -3433,13 +4389,6 @@
       <w:r>
         <w:br w:type="page"/>
       </w:r>
-    </w:p>
-    <w:p>
-      <w:pPr>
-        <w:pStyle w:val="BodyText"/>
-        <w:spacing w:before="94"/>
-        <w:jc w:val="both"/>
-      </w:pPr>
     </w:p>
     <w:p>
       <w:pPr>
@@ -3447,6 +4396,59 @@
         <w:spacing w:line="278" w:lineRule="auto"/>
         <w:ind w:left="120" w:right="1198"/>
         <w:jc w:val="both"/>
+        <w:rPr>
+          <w:b/>
+          <w:bCs/>
+          <w:color w:val="4F81BD" w:themeColor="accent1"/>
+          <w:sz w:val="28"/>
+          <w:szCs w:val="28"/>
+          <w:u w:val="single"/>
+        </w:rPr>
+      </w:pPr>
+      <w:r>
+        <w:rPr>
+          <w:b/>
+          <w:bCs/>
+          <w:color w:val="4F81BD" w:themeColor="accent1"/>
+          <w:sz w:val="28"/>
+          <w:szCs w:val="28"/>
+          <w:u w:val="single"/>
+        </w:rPr>
+        <w:lastRenderedPageBreak/>
+        <w:t>Path Diagram</w:t>
+      </w:r>
+      <w:r>
+        <w:rPr>
+          <w:b/>
+          <w:bCs/>
+          <w:color w:val="4F81BD" w:themeColor="accent1"/>
+          <w:sz w:val="28"/>
+          <w:szCs w:val="28"/>
+          <w:u w:val="single"/>
+        </w:rPr>
+        <w:t xml:space="preserve"> and Flow Chart</w:t>
+      </w:r>
+      <w:r>
+        <w:rPr>
+          <w:b/>
+          <w:bCs/>
+          <w:color w:val="4F81BD" w:themeColor="accent1"/>
+          <w:sz w:val="28"/>
+          <w:szCs w:val="28"/>
+          <w:u w:val="single"/>
+        </w:rPr>
+        <w:t>:</w:t>
+      </w:r>
+    </w:p>
+    <w:p>
+      <w:pPr>
+        <w:pStyle w:val="BodyText"/>
+        <w:spacing w:line="278" w:lineRule="auto"/>
+        <w:ind w:left="120" w:right="1198"/>
+        <w:jc w:val="both"/>
+        <w:rPr>
+          <w:color w:val="333333"/>
+        </w:rPr>
       </w:pPr>
       <w:r>
         <w:rPr>
@@ -3596,6 +4598,323 @@
           <w:color w:val="333333"/>
         </w:rPr>
         <w:t>The K-shortest paths algorithm iteratively discovers disjoint paths by removing edges from the graph after each iteration, ensuring independence between paths for fault tolerance.</w:t>
+      </w:r>
+    </w:p>
+    <w:p>
+      <w:pPr>
+        <w:pStyle w:val="BodyText"/>
+        <w:spacing w:line="278" w:lineRule="auto"/>
+        <w:ind w:left="120" w:right="1198"/>
+        <w:jc w:val="both"/>
+        <w:rPr>
+          <w:color w:val="333333"/>
+        </w:rPr>
+      </w:pPr>
+    </w:p>
+    <w:p>
+      <w:pPr>
+        <w:pStyle w:val="BodyText"/>
+        <w:spacing w:line="278" w:lineRule="auto"/>
+        <w:ind w:left="120" w:right="1198"/>
+        <w:jc w:val="both"/>
+        <w:rPr>
+          <w:color w:val="333333"/>
+        </w:rPr>
+      </w:pPr>
+      <w:r>
+        <w:rPr>
+          <w:b/>
+          <w:bCs/>
+          <w:color w:val="333333"/>
+        </w:rPr>
+        <w:t>Link-Disjoint Mode</w:t>
+      </w:r>
+      <w:r>
+        <w:rPr>
+          <w:color w:val="333333"/>
+        </w:rPr>
+        <w:t>:</w:t>
+      </w:r>
+    </w:p>
+    <w:p>
+      <w:pPr>
+        <w:pStyle w:val="BodyText"/>
+        <w:spacing w:line="278" w:lineRule="auto"/>
+        <w:ind w:left="120" w:right="1198"/>
+        <w:jc w:val="both"/>
+      </w:pPr>
+      <w:r>
+        <w:drawing>
+          <wp:inline distT="0" distB="0" distL="0" distR="0" wp14:anchorId="0509A13F" wp14:editId="5C3577F6">
+            <wp:extent cx="6606540" cy="3429000"/>
+            <wp:effectExtent l="0" t="0" r="3810" b="0"/>
+            <wp:docPr id="777331178" name="Picture 1"/>
+            <wp:cNvGraphicFramePr>
+              <a:graphicFrameLocks xmlns:a="http://schemas.openxmlformats.org/drawingml/2006/main" noChangeAspect="1"/>
+            </wp:cNvGraphicFramePr>
+            <a:graphic xmlns:a="http://schemas.openxmlformats.org/drawingml/2006/main">
+              <a:graphicData uri="http://schemas.openxmlformats.org/drawingml/2006/picture">
+                <pic:pic xmlns:pic="http://schemas.openxmlformats.org/drawingml/2006/picture">
+                  <pic:nvPicPr>
+                    <pic:cNvPr id="777331178" name=""/>
+                    <pic:cNvPicPr/>
+                  </pic:nvPicPr>
+                  <pic:blipFill>
+                    <a:blip r:embed="rId15"/>
+                    <a:stretch>
+                      <a:fillRect/>
+                    </a:stretch>
+                  </pic:blipFill>
+                  <pic:spPr>
+                    <a:xfrm>
+                      <a:off x="0" y="0"/>
+                      <a:ext cx="6607773" cy="3429640"/>
+                    </a:xfrm>
+                    <a:prstGeom prst="rect">
+                      <a:avLst/>
+                    </a:prstGeom>
+                  </pic:spPr>
+                </pic:pic>
+              </a:graphicData>
+            </a:graphic>
+          </wp:inline>
+        </w:drawing>
+      </w:r>
+    </w:p>
+    <w:p>
+      <w:pPr>
+        <w:pStyle w:val="BodyText"/>
+        <w:spacing w:line="278" w:lineRule="auto"/>
+        <w:ind w:left="120" w:right="1198"/>
+        <w:jc w:val="both"/>
+        <w:rPr>
+          <w:b/>
+          <w:bCs/>
+        </w:rPr>
+      </w:pPr>
+      <w:r>
+        <w:rPr>
+          <w:b/>
+          <w:bCs/>
+        </w:rPr>
+        <w:t>No Link-Disjoint Mode:</w:t>
+      </w:r>
+    </w:p>
+    <w:p>
+      <w:pPr>
+        <w:pStyle w:val="BodyText"/>
+        <w:spacing w:line="278" w:lineRule="auto"/>
+        <w:ind w:left="120" w:right="1198"/>
+        <w:jc w:val="both"/>
+        <w:rPr>
+          <w:b/>
+          <w:bCs/>
+        </w:rPr>
+      </w:pPr>
+      <w:r>
+        <w:rPr>
+          <w:b/>
+          <w:bCs/>
+        </w:rPr>
+        <w:drawing>
+          <wp:inline distT="0" distB="0" distL="0" distR="0" wp14:anchorId="54A3C477" wp14:editId="2104D4D5">
+            <wp:extent cx="6367780" cy="3261360"/>
+            <wp:effectExtent l="0" t="0" r="0" b="0"/>
+            <wp:docPr id="1182845104" name="Picture 1"/>
+            <wp:cNvGraphicFramePr>
+              <a:graphicFrameLocks xmlns:a="http://schemas.openxmlformats.org/drawingml/2006/main" noChangeAspect="1"/>
+            </wp:cNvGraphicFramePr>
+            <a:graphic xmlns:a="http://schemas.openxmlformats.org/drawingml/2006/main">
+              <a:graphicData uri="http://schemas.openxmlformats.org/drawingml/2006/picture">
+                <pic:pic xmlns:pic="http://schemas.openxmlformats.org/drawingml/2006/picture">
+                  <pic:nvPicPr>
+                    <pic:cNvPr id="1182845104" name=""/>
+                    <pic:cNvPicPr/>
+                  </pic:nvPicPr>
+                  <pic:blipFill>
+                    <a:blip r:embed="rId16"/>
+                    <a:stretch>
+                      <a:fillRect/>
+                    </a:stretch>
+                  </pic:blipFill>
+                  <pic:spPr>
+                    <a:xfrm>
+                      <a:off x="0" y="0"/>
+                      <a:ext cx="6368405" cy="3261680"/>
+                    </a:xfrm>
+                    <a:prstGeom prst="rect">
+                      <a:avLst/>
+                    </a:prstGeom>
+                  </pic:spPr>
+                </pic:pic>
+              </a:graphicData>
+            </a:graphic>
+          </wp:inline>
+        </w:drawing>
+      </w:r>
+    </w:p>
+    <w:p>
+      <w:pPr>
+        <w:pStyle w:val="BodyText"/>
+        <w:spacing w:line="278" w:lineRule="auto"/>
+        <w:ind w:left="120" w:right="1198"/>
+        <w:jc w:val="both"/>
+        <w:rPr>
+          <w:b/>
+          <w:bCs/>
+        </w:rPr>
+      </w:pPr>
+      <w:r>
+        <w:rPr>
+          <w:b/>
+          <w:bCs/>
+        </w:rPr>
+        <w:lastRenderedPageBreak/>
+        <w:t>Minimum Spanning Tree:</w:t>
+      </w:r>
+    </w:p>
+    <w:p>
+      <w:pPr>
+        <w:pStyle w:val="BodyText"/>
+        <w:spacing w:line="278" w:lineRule="auto"/>
+        <w:ind w:left="120" w:right="1198"/>
+        <w:jc w:val="both"/>
+        <w:rPr>
+          <w:b/>
+          <w:bCs/>
+        </w:rPr>
+      </w:pPr>
+      <w:r>
+        <w:rPr>
+          <w:b/>
+          <w:bCs/>
+        </w:rPr>
+        <w:t>1.With Kruskal Method</w:t>
+      </w:r>
+    </w:p>
+    <w:p>
+      <w:pPr>
+        <w:pStyle w:val="BodyText"/>
+        <w:spacing w:line="278" w:lineRule="auto"/>
+        <w:ind w:left="120" w:right="1198"/>
+        <w:jc w:val="both"/>
+        <w:rPr>
+          <w:b/>
+          <w:bCs/>
+        </w:rPr>
+      </w:pPr>
+      <w:r>
+        <w:rPr>
+          <w:b/>
+          <w:bCs/>
+        </w:rPr>
+        <w:drawing>
+          <wp:inline distT="0" distB="0" distL="0" distR="0" wp14:anchorId="5A82C0ED" wp14:editId="2EE415BD">
+            <wp:extent cx="6657109" cy="3441065"/>
+            <wp:effectExtent l="0" t="0" r="0" b="6985"/>
+            <wp:docPr id="791874052" name="Picture 1"/>
+            <wp:cNvGraphicFramePr>
+              <a:graphicFrameLocks xmlns:a="http://schemas.openxmlformats.org/drawingml/2006/main" noChangeAspect="1"/>
+            </wp:cNvGraphicFramePr>
+            <a:graphic xmlns:a="http://schemas.openxmlformats.org/drawingml/2006/main">
+              <a:graphicData uri="http://schemas.openxmlformats.org/drawingml/2006/picture">
+                <pic:pic xmlns:pic="http://schemas.openxmlformats.org/drawingml/2006/picture">
+                  <pic:nvPicPr>
+                    <pic:cNvPr id="791874052" name=""/>
+                    <pic:cNvPicPr/>
+                  </pic:nvPicPr>
+                  <pic:blipFill>
+                    <a:blip r:embed="rId17"/>
+                    <a:stretch>
+                      <a:fillRect/>
+                    </a:stretch>
+                  </pic:blipFill>
+                  <pic:spPr>
+                    <a:xfrm>
+                      <a:off x="0" y="0"/>
+                      <a:ext cx="6660714" cy="3442929"/>
+                    </a:xfrm>
+                    <a:prstGeom prst="rect">
+                      <a:avLst/>
+                    </a:prstGeom>
+                  </pic:spPr>
+                </pic:pic>
+              </a:graphicData>
+            </a:graphic>
+          </wp:inline>
+        </w:drawing>
+      </w:r>
+    </w:p>
+    <w:p>
+      <w:pPr>
+        <w:pStyle w:val="BodyText"/>
+        <w:spacing w:line="278" w:lineRule="auto"/>
+        <w:ind w:left="120" w:right="1198"/>
+        <w:jc w:val="both"/>
+        <w:rPr>
+          <w:b/>
+          <w:bCs/>
+        </w:rPr>
+      </w:pPr>
+      <w:r>
+        <w:rPr>
+          <w:b/>
+          <w:bCs/>
+        </w:rPr>
+        <w:t>2.With Prim’s Method:</w:t>
+      </w:r>
+    </w:p>
+    <w:p>
+      <w:pPr>
+        <w:pStyle w:val="BodyText"/>
+        <w:spacing w:line="278" w:lineRule="auto"/>
+        <w:ind w:left="120" w:right="1198"/>
+        <w:jc w:val="both"/>
+        <w:rPr>
+          <w:b/>
+          <w:bCs/>
+        </w:rPr>
+      </w:pPr>
+      <w:r>
+        <w:rPr>
+          <w:b/>
+          <w:bCs/>
+        </w:rPr>
+        <w:drawing>
+          <wp:inline distT="0" distB="0" distL="0" distR="0" wp14:anchorId="7CF50446" wp14:editId="73A29F81">
+            <wp:extent cx="7086600" cy="3379470"/>
+            <wp:effectExtent l="0" t="0" r="0" b="0"/>
+            <wp:docPr id="1099075972" name="Picture 1"/>
+            <wp:cNvGraphicFramePr>
+              <a:graphicFrameLocks xmlns:a="http://schemas.openxmlformats.org/drawingml/2006/main" noChangeAspect="1"/>
+            </wp:cNvGraphicFramePr>
+            <a:graphic xmlns:a="http://schemas.openxmlformats.org/drawingml/2006/main">
+              <a:graphicData uri="http://schemas.openxmlformats.org/drawingml/2006/picture">
+                <pic:pic xmlns:pic="http://schemas.openxmlformats.org/drawingml/2006/picture">
+                  <pic:nvPicPr>
+                    <pic:cNvPr id="1099075972" name=""/>
+                    <pic:cNvPicPr/>
+                  </pic:nvPicPr>
+                  <pic:blipFill>
+                    <a:blip r:embed="rId18"/>
+                    <a:stretch>
+                      <a:fillRect/>
+                    </a:stretch>
+                  </pic:blipFill>
+                  <pic:spPr>
+                    <a:xfrm>
+                      <a:off x="0" y="0"/>
+                      <a:ext cx="7086600" cy="3379470"/>
+                    </a:xfrm>
+                    <a:prstGeom prst="rect">
+                      <a:avLst/>
+                    </a:prstGeom>
+                  </pic:spPr>
+                </pic:pic>
+              </a:graphicData>
+            </a:graphic>
+          </wp:inline>
+        </w:drawing>
       </w:r>
     </w:p>
     <w:tbl>
@@ -3610,6 +4929,9 @@
         <w:gridCol w:w="5928"/>
       </w:tblGrid>
       <w:tr>
+        <w:trPr>
+          <w:trHeight w:val="11472"/>
+        </w:trPr>
         <w:tc>
           <w:tcPr>
             <w:tcW w:w="5448" w:type="dxa"/>
@@ -3625,12 +4947,14 @@
             </w:pPr>
             <w:r>
               <w:rPr>
+                <w:noProof/>
                 <w:sz w:val="20"/>
               </w:rPr>
+              <w:lastRenderedPageBreak/>
               <w:drawing>
-                <wp:inline distT="0" distB="0" distL="0" distR="0" wp14:anchorId="04D3C950" wp14:editId="4BDEAAE6">
-                  <wp:extent cx="3322320" cy="7345680"/>
-                  <wp:effectExtent l="0" t="0" r="0" b="7620"/>
+                <wp:inline distT="0" distB="0" distL="0" distR="0" wp14:anchorId="04D3C950" wp14:editId="5951BA74">
+                  <wp:extent cx="3322320" cy="8351520"/>
+                  <wp:effectExtent l="0" t="0" r="0" b="0"/>
                   <wp:docPr id="1699377153" name="Picture 1"/>
                   <wp:cNvGraphicFramePr>
                     <a:graphicFrameLocks xmlns:a="http://schemas.openxmlformats.org/drawingml/2006/main" noChangeAspect="1"/>
@@ -3643,7 +4967,7 @@
                           <pic:cNvPicPr/>
                         </pic:nvPicPr>
                         <pic:blipFill>
-                          <a:blip r:embed="rId11"/>
+                          <a:blip r:embed="rId19"/>
                           <a:stretch>
                             <a:fillRect/>
                           </a:stretch>
@@ -3651,7 +4975,7 @@
                         <pic:spPr>
                           <a:xfrm>
                             <a:off x="0" y="0"/>
-                            <a:ext cx="3332133" cy="7367377"/>
+                            <a:ext cx="3332138" cy="8376201"/>
                           </a:xfrm>
                           <a:prstGeom prst="rect">
                             <a:avLst/>
@@ -3680,12 +5004,13 @@
             </w:pPr>
             <w:r>
               <w:rPr>
+                <w:noProof/>
                 <w:sz w:val="20"/>
               </w:rPr>
               <w:drawing>
-                <wp:inline distT="0" distB="0" distL="0" distR="0" wp14:anchorId="384F132B" wp14:editId="7C2A5EE6">
-                  <wp:extent cx="3627120" cy="7467600"/>
-                  <wp:effectExtent l="0" t="0" r="0" b="0"/>
+                <wp:inline distT="0" distB="0" distL="0" distR="0" wp14:anchorId="384F132B" wp14:editId="5E6C37ED">
+                  <wp:extent cx="3543300" cy="8435340"/>
+                  <wp:effectExtent l="0" t="0" r="0" b="3810"/>
                   <wp:docPr id="2026863359" name="Picture 1"/>
                   <wp:cNvGraphicFramePr>
                     <a:graphicFrameLocks xmlns:a="http://schemas.openxmlformats.org/drawingml/2006/main" noChangeAspect="1"/>
@@ -3698,7 +5023,7 @@
                           <pic:cNvPicPr/>
                         </pic:nvPicPr>
                         <pic:blipFill>
-                          <a:blip r:embed="rId12"/>
+                          <a:blip r:embed="rId20"/>
                           <a:stretch>
                             <a:fillRect/>
                           </a:stretch>
@@ -3706,7 +5031,7 @@
                         <pic:spPr>
                           <a:xfrm>
                             <a:off x="0" y="0"/>
-                            <a:ext cx="3627120" cy="7467600"/>
+                            <a:ext cx="3543300" cy="8435340"/>
                           </a:xfrm>
                           <a:prstGeom prst="rect">
                             <a:avLst/>
@@ -3782,10 +5107,9 @@
     <w:p>
       <w:pPr>
         <w:pStyle w:val="BodyText"/>
-        <w:spacing w:before="211"/>
-        <w:jc w:val="both"/>
-        <w:rPr>
-          <w:sz w:val="28"/>
+        <w:jc w:val="both"/>
+        <w:rPr>
+          <w:szCs w:val="32"/>
         </w:rPr>
       </w:pPr>
     </w:p>
@@ -4348,7 +5672,7 @@
         <w:spacing w:line="278" w:lineRule="auto"/>
         <w:jc w:val="both"/>
         <w:sectPr>
-          <w:headerReference w:type="default" r:id="rId13"/>
+          <w:headerReference w:type="default" r:id="rId21"/>
           <w:pgSz w:w="12240" w:h="15840"/>
           <w:pgMar w:top="1580" w:right="0" w:bottom="280" w:left="1080" w:header="1235" w:footer="0" w:gutter="0"/>
           <w:cols w:space="720"/>
@@ -5750,7 +7074,7 @@
           <w:sz w:val="18"/>
         </w:rPr>
         <w:sectPr>
-          <w:headerReference w:type="default" r:id="rId14"/>
+          <w:headerReference w:type="default" r:id="rId22"/>
           <w:pgSz w:w="12240" w:h="15840"/>
           <w:pgMar w:top="1580" w:right="0" w:bottom="280" w:left="1080" w:header="1235" w:footer="0" w:gutter="0"/>
           <w:cols w:space="720"/>
@@ -7115,7 +8439,7 @@
           <w:sz w:val="18"/>
         </w:rPr>
         <w:sectPr>
-          <w:headerReference w:type="default" r:id="rId15"/>
+          <w:headerReference w:type="default" r:id="rId23"/>
           <w:pgSz w:w="12240" w:h="15840"/>
           <w:pgMar w:top="1580" w:right="0" w:bottom="280" w:left="1080" w:header="1235" w:footer="0" w:gutter="0"/>
           <w:cols w:space="720"/>
@@ -10821,7 +12145,7 @@
           <w:sz w:val="18"/>
         </w:rPr>
         <w:sectPr>
-          <w:headerReference w:type="default" r:id="rId16"/>
+          <w:headerReference w:type="default" r:id="rId24"/>
           <w:pgSz w:w="12240" w:h="15840"/>
           <w:pgMar w:top="1580" w:right="0" w:bottom="280" w:left="1080" w:header="1235" w:footer="0" w:gutter="0"/>
           <w:cols w:space="720"/>
@@ -12578,7 +13902,7 @@
           <w:sz w:val="18"/>
         </w:rPr>
         <w:sectPr>
-          <w:headerReference w:type="default" r:id="rId17"/>
+          <w:headerReference w:type="default" r:id="rId25"/>
           <w:pgSz w:w="12240" w:h="15840"/>
           <w:pgMar w:top="1160" w:right="0" w:bottom="280" w:left="1080" w:header="0" w:footer="0" w:gutter="0"/>
           <w:cols w:space="720"/>
@@ -12999,7 +14323,7 @@
         <w:spacing w:line="278" w:lineRule="auto"/>
         <w:jc w:val="both"/>
         <w:sectPr>
-          <w:headerReference w:type="default" r:id="rId18"/>
+          <w:headerReference w:type="default" r:id="rId26"/>
           <w:pgSz w:w="12240" w:h="15840"/>
           <w:pgMar w:top="1580" w:right="0" w:bottom="280" w:left="1080" w:header="1235" w:footer="0" w:gutter="0"/>
           <w:cols w:space="720"/>
@@ -13540,7 +14864,7 @@
         </w:rPr>
         <w:t xml:space="preserve"> </w:t>
       </w:r>
-      <w:hyperlink r:id="rId19" w:history="1">
+      <w:hyperlink r:id="rId27" w:history="1">
         <w:r>
           <w:rPr>
             <w:rStyle w:val="Hyperlink"/>
@@ -13554,7 +14878,7 @@
       </w:hyperlink>
     </w:p>
     <w:sectPr>
-      <w:headerReference w:type="default" r:id="rId20"/>
+      <w:headerReference w:type="default" r:id="rId28"/>
       <w:pgSz w:w="12240" w:h="15840"/>
       <w:pgMar w:top="1580" w:right="0" w:bottom="280" w:left="1080" w:header="1235" w:footer="0" w:gutter="0"/>
       <w:cols w:space="720"/>
@@ -13580,6 +14904,45 @@
     </w:p>
   </w:endnote>
 </w:endnotes>
+</file>
+
+<file path=word/footer1.xml><?xml version="1.0" encoding="utf-8"?>
+<w:ftr xmlns:wpc="http://schemas.microsoft.com/office/word/2010/wordprocessingCanvas" xmlns:cx="http://schemas.microsoft.com/office/drawing/2014/chartex" xmlns:cx1="http://schemas.microsoft.com/office/drawing/2015/9/8/chartex" xmlns:cx2="http://schemas.microsoft.com/office/drawing/2015/10/21/chartex" xmlns:cx3="http://schemas.microsoft.com/office/drawing/2016/5/9/chartex" xmlns:cx4="http://schemas.microsoft.com/office/drawing/2016/5/10/chartex" xmlns:cx5="http://schemas.microsoft.com/office/drawing/2016/5/11/chartex" xmlns:cx6="http://schemas.microsoft.com/office/drawing/2016/5/12/chartex" xmlns:cx7="http://schemas.microsoft.com/office/drawing/2016/5/13/chartex" xmlns:cx8="http://schemas.microsoft.com/office/drawing/2016/5/14/chartex" xmlns:mc="http://schemas.openxmlformats.org/markup-compatibility/2006" xmlns:aink="http://schemas.microsoft.com/office/drawing/2016/ink" xmlns:am3d="http://schemas.microsoft.com/office/drawing/2017/model3d" xmlns:o="urn:schemas-microsoft-com:office:office" xmlns:oel="http://schemas.microsoft.com/office/2019/extlst" xmlns:r="http://schemas.openxmlformats.org/officeDocument/2006/relationships" xmlns:m="http://schemas.openxmlformats.org/officeDocument/2006/math" xmlns:v="urn:schemas-microsoft-com:vml" xmlns:wp14="http://schemas.microsoft.com/office/word/2010/wordprocessingDrawing" xmlns:wp="http://schemas.openxmlformats.org/drawingml/2006/wordprocessingDrawing" xmlns:w10="urn:schemas-microsoft-com:office:word" xmlns:w="http://schemas.openxmlformats.org/wordprocessingml/2006/main" xmlns:w14="http://schemas.microsoft.com/office/word/2010/wordml" xmlns:w15="http://schemas.microsoft.com/office/word/2012/wordml" xmlns:w16cex="http://schemas.microsoft.com/office/word/2018/wordml/cex" xmlns:w16cid="http://schemas.microsoft.com/office/word/2016/wordml/cid" xmlns:w16="http://schemas.microsoft.com/office/word/2018/wordml" xmlns:w16du="http://schemas.microsoft.com/office/word/2023/wordml/word16du" xmlns:w16sdtdh="http://schemas.microsoft.com/office/word/2020/wordml/sdtdatahash" xmlns:w16sdtfl="http://schemas.microsoft.com/office/word/2024/wordml/sdtformatlock" xmlns:w16se="http://schemas.microsoft.com/office/word/2015/wordml/symex" xmlns:wpg="http://schemas.microsoft.com/office/word/2010/wordprocessingGroup" xmlns:wpi="http://schemas.microsoft.com/office/word/2010/wordprocessingInk" xmlns:wne="http://schemas.microsoft.com/office/word/2006/wordml" xmlns:wps="http://schemas.microsoft.com/office/word/2010/wordprocessingShape" mc:Ignorable="w14 w15 w16se w16cid w16 w16cex w16sdtdh w16sdtfl w16du wp14">
+  <w:p>
+    <w:pPr>
+      <w:pStyle w:val="Footer"/>
+    </w:pPr>
+  </w:p>
+  <w:p>
+    <w:pPr>
+      <w:pStyle w:val="Footer"/>
+      <w:rPr>
+        <w:lang w:val="en-IN"/>
+      </w:rPr>
+    </w:pPr>
+  </w:p>
+</w:ftr>
+</file>
+
+<file path=word/footer2.xml><?xml version="1.0" encoding="utf-8"?>
+<w:ftr xmlns:wpc="http://schemas.microsoft.com/office/word/2010/wordprocessingCanvas" xmlns:cx="http://schemas.microsoft.com/office/drawing/2014/chartex" xmlns:cx1="http://schemas.microsoft.com/office/drawing/2015/9/8/chartex" xmlns:cx2="http://schemas.microsoft.com/office/drawing/2015/10/21/chartex" xmlns:cx3="http://schemas.microsoft.com/office/drawing/2016/5/9/chartex" xmlns:cx4="http://schemas.microsoft.com/office/drawing/2016/5/10/chartex" xmlns:cx5="http://schemas.microsoft.com/office/drawing/2016/5/11/chartex" xmlns:cx6="http://schemas.microsoft.com/office/drawing/2016/5/12/chartex" xmlns:cx7="http://schemas.microsoft.com/office/drawing/2016/5/13/chartex" xmlns:cx8="http://schemas.microsoft.com/office/drawing/2016/5/14/chartex" xmlns:mc="http://schemas.openxmlformats.org/markup-compatibility/2006" xmlns:aink="http://schemas.microsoft.com/office/drawing/2016/ink" xmlns:am3d="http://schemas.microsoft.com/office/drawing/2017/model3d" xmlns:o="urn:schemas-microsoft-com:office:office" xmlns:oel="http://schemas.microsoft.com/office/2019/extlst" xmlns:r="http://schemas.openxmlformats.org/officeDocument/2006/relationships" xmlns:m="http://schemas.openxmlformats.org/officeDocument/2006/math" xmlns:v="urn:schemas-microsoft-com:vml" xmlns:wp14="http://schemas.microsoft.com/office/word/2010/wordprocessingDrawing" xmlns:wp="http://schemas.openxmlformats.org/drawingml/2006/wordprocessingDrawing" xmlns:w10="urn:schemas-microsoft-com:office:word" xmlns:w="http://schemas.openxmlformats.org/wordprocessingml/2006/main" xmlns:w14="http://schemas.microsoft.com/office/word/2010/wordml" xmlns:w15="http://schemas.microsoft.com/office/word/2012/wordml" xmlns:w16cex="http://schemas.microsoft.com/office/word/2018/wordml/cex" xmlns:w16cid="http://schemas.microsoft.com/office/word/2016/wordml/cid" xmlns:w16="http://schemas.microsoft.com/office/word/2018/wordml" xmlns:w16du="http://schemas.microsoft.com/office/word/2023/wordml/word16du" xmlns:w16sdtdh="http://schemas.microsoft.com/office/word/2020/wordml/sdtdatahash" xmlns:w16sdtfl="http://schemas.microsoft.com/office/word/2024/wordml/sdtformatlock" xmlns:w16se="http://schemas.microsoft.com/office/word/2015/wordml/symex" xmlns:wpg="http://schemas.microsoft.com/office/word/2010/wordprocessingGroup" xmlns:wpi="http://schemas.microsoft.com/office/word/2010/wordprocessingInk" xmlns:wne="http://schemas.microsoft.com/office/word/2006/wordml" xmlns:wps="http://schemas.microsoft.com/office/word/2010/wordprocessingShape" mc:Ignorable="w14 w15 w16se w16cid w16 w16cex w16sdtdh w16sdtfl w16du wp14">
+  <w:p>
+    <w:pPr>
+      <w:pStyle w:val="Footer"/>
+    </w:pPr>
+    <w:r>
+      <w:t>23BIT144</w:t>
+    </w:r>
+  </w:p>
+  <w:p>
+    <w:pPr>
+      <w:pStyle w:val="Footer"/>
+      <w:rPr>
+        <w:lang w:val="en-IN"/>
+      </w:rPr>
+    </w:pPr>
+  </w:p>
+</w:ftr>
 </file>
 
 <file path=word/footnotes.xml><?xml version="1.0" encoding="utf-8"?>
@@ -13831,7 +15194,7 @@
               <v:stroke joinstyle="miter"/>
               <v:path gradientshapeok="t" o:connecttype="rect"/>
             </v:shapetype>
-            <v:shape id="Textbox 12" o:spid="_x0000_s1035" type="#_x0000_t202" style="position:absolute;margin-left:59pt;margin-top:60.75pt;width:270.05pt;height:19.75pt;z-index:-16005632;visibility:visible;mso-wrap-style:square;mso-wrap-distance-left:0;mso-wrap-distance-top:0;mso-wrap-distance-right:0;mso-wrap-distance-bottom:0;mso-position-horizontal:absolute;mso-position-horizontal-relative:page;mso-position-vertical:absolute;mso-position-vertical-relative:page;v-text-anchor:top" o:gfxdata="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" filled="f" stroked="f">
+            <v:shape id="Textbox 12" o:spid="_x0000_s1034" type="#_x0000_t202" style="position:absolute;margin-left:59pt;margin-top:60.75pt;width:270.05pt;height:19.75pt;z-index:-16005632;visibility:visible;mso-wrap-style:square;mso-wrap-distance-left:0;mso-wrap-distance-top:0;mso-wrap-distance-right:0;mso-wrap-distance-bottom:0;mso-position-horizontal:absolute;mso-position-horizontal-relative:page;mso-position-vertical:absolute;mso-position-vertical-relative:page;v-text-anchor:top" o:gfxdata="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" filled="f" stroked="f">
               <v:textbox inset="0,0,0,0">
                 <w:txbxContent>
                   <w:p>
@@ -14153,130 +15516,9 @@
       <w:spacing w:line="14" w:lineRule="auto"/>
       <w:rPr>
         <w:sz w:val="20"/>
+        <w:lang w:val="en-IN"/>
       </w:rPr>
     </w:pPr>
-    <w:r>
-      <w:rPr>
-        <w:noProof/>
-        <w:sz w:val="20"/>
-      </w:rPr>
-      <mc:AlternateContent>
-        <mc:Choice Requires="wps">
-          <w:drawing>
-            <wp:anchor distT="0" distB="0" distL="0" distR="0" simplePos="0" relativeHeight="251661824" behindDoc="1" locked="0" layoutInCell="1" allowOverlap="1" wp14:anchorId="5766C219" wp14:editId="1C3113D3">
-              <wp:simplePos x="0" y="0"/>
-              <wp:positionH relativeFrom="page">
-                <wp:posOffset>749300</wp:posOffset>
-              </wp:positionH>
-              <wp:positionV relativeFrom="page">
-                <wp:posOffset>771425</wp:posOffset>
-              </wp:positionV>
-              <wp:extent cx="3147060" cy="250825"/>
-              <wp:effectExtent l="0" t="0" r="0" b="0"/>
-              <wp:wrapNone/>
-              <wp:docPr id="7" name="Textbox 7"/>
-              <wp:cNvGraphicFramePr>
-                <a:graphicFrameLocks xmlns:a="http://schemas.openxmlformats.org/drawingml/2006/main"/>
-              </wp:cNvGraphicFramePr>
-              <a:graphic xmlns:a="http://schemas.openxmlformats.org/drawingml/2006/main">
-                <a:graphicData uri="http://schemas.microsoft.com/office/word/2010/wordprocessingShape">
-                  <wps:wsp>
-                    <wps:cNvSpPr txBox="1">
-                      <a:spLocks/>
-                    </wps:cNvSpPr>
-                    <wps:spPr>
-                      <a:xfrm>
-                        <a:off x="0" y="0"/>
-                        <a:ext cx="3147060" cy="250825"/>
-                      </a:xfrm>
-                      <a:prstGeom prst="rect">
-                        <a:avLst/>
-                      </a:prstGeom>
-                    </wps:spPr>
-                    <wps:txbx>
-                      <w:txbxContent>
-                        <w:p>
-                          <w:pPr>
-                            <w:spacing w:before="6"/>
-                            <w:ind w:left="20"/>
-                            <w:rPr>
-                              <w:b/>
-                              <w:sz w:val="32"/>
-                            </w:rPr>
-                          </w:pPr>
-                          <w:r>
-                            <w:rPr>
-                              <w:b/>
-                              <w:color w:val="1A365D"/>
-                              <w:sz w:val="32"/>
-                            </w:rPr>
-                            <w:t xml:space="preserve">Algorithm Analysis and </w:t>
-                          </w:r>
-                          <w:r>
-                            <w:rPr>
-                              <w:b/>
-                              <w:color w:val="1A365D"/>
-                              <w:spacing w:val="-2"/>
-                              <w:sz w:val="32"/>
-                            </w:rPr>
-                            <w:t>Complexity</w:t>
-                          </w:r>
-                        </w:p>
-                      </w:txbxContent>
-                    </wps:txbx>
-                    <wps:bodyPr wrap="square" lIns="0" tIns="0" rIns="0" bIns="0" rtlCol="0">
-                      <a:noAutofit/>
-                    </wps:bodyPr>
-                  </wps:wsp>
-                </a:graphicData>
-              </a:graphic>
-            </wp:anchor>
-          </w:drawing>
-        </mc:Choice>
-        <mc:Fallback>
-          <w:pict>
-            <v:shapetype w14:anchorId="5766C219" id="_x0000_t202" coordsize="21600,21600" o:spt="202" path="m,l,21600r21600,l21600,xe">
-              <v:stroke joinstyle="miter"/>
-              <v:path gradientshapeok="t" o:connecttype="rect"/>
-            </v:shapetype>
-            <v:shape id="Textbox 7" o:spid="_x0000_s1030" type="#_x0000_t202" style="position:absolute;margin-left:59pt;margin-top:60.75pt;width:247.8pt;height:19.75pt;z-index:-251654656;visibility:visible;mso-wrap-style:square;mso-wrap-distance-left:0;mso-wrap-distance-top:0;mso-wrap-distance-right:0;mso-wrap-distance-bottom:0;mso-position-horizontal:absolute;mso-position-horizontal-relative:page;mso-position-vertical:absolute;mso-position-vertical-relative:page;v-text-anchor:top" o:gfxdata="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" filled="f" stroked="f">
-              <v:textbox inset="0,0,0,0">
-                <w:txbxContent>
-                  <w:p>
-                    <w:pPr>
-                      <w:spacing w:before="6"/>
-                      <w:ind w:left="20"/>
-                      <w:rPr>
-                        <w:b/>
-                        <w:sz w:val="32"/>
-                      </w:rPr>
-                    </w:pPr>
-                    <w:r>
-                      <w:rPr>
-                        <w:b/>
-                        <w:color w:val="1A365D"/>
-                        <w:sz w:val="32"/>
-                      </w:rPr>
-                      <w:t xml:space="preserve">Algorithm Analysis and </w:t>
-                    </w:r>
-                    <w:r>
-                      <w:rPr>
-                        <w:b/>
-                        <w:color w:val="1A365D"/>
-                        <w:spacing w:val="-2"/>
-                        <w:sz w:val="32"/>
-                      </w:rPr>
-                      <w:t>Complexity</w:t>
-                    </w:r>
-                  </w:p>
-                </w:txbxContent>
-              </v:textbox>
-              <w10:wrap anchorx="page" anchory="page"/>
-            </v:shape>
-          </w:pict>
-        </mc:Fallback>
-      </mc:AlternateContent>
-    </w:r>
   </w:p>
 </w:hdr>
 </file>
@@ -14375,7 +15617,7 @@
               <v:stroke joinstyle="miter"/>
               <v:path gradientshapeok="t" o:connecttype="rect"/>
             </v:shapetype>
-            <v:shape id="Textbox 8" o:spid="_x0000_s1031" type="#_x0000_t202" style="position:absolute;margin-left:42.7pt;margin-top:55.55pt;width:302pt;height:19.75pt;z-index:-251653632;visibility:visible;mso-wrap-style:square;mso-wrap-distance-left:0;mso-wrap-distance-top:0;mso-wrap-distance-right:0;mso-wrap-distance-bottom:0;mso-position-horizontal:absolute;mso-position-horizontal-relative:page;mso-position-vertical:absolute;mso-position-vertical-relative:page;v-text-anchor:top" o:gfxdata="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" filled="f" stroked="f">
+            <v:shape id="Textbox 8" o:spid="_x0000_s1030" type="#_x0000_t202" style="position:absolute;margin-left:42.7pt;margin-top:55.55pt;width:302pt;height:19.75pt;z-index:-251653632;visibility:visible;mso-wrap-style:square;mso-wrap-distance-left:0;mso-wrap-distance-top:0;mso-wrap-distance-right:0;mso-wrap-distance-bottom:0;mso-position-horizontal:absolute;mso-position-horizontal-relative:page;mso-position-vertical:absolute;mso-position-vertical-relative:page;v-text-anchor:top" o:gfxdata="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" filled="f" stroked="f">
               <v:textbox inset="0,0,0,0">
                 <w:txbxContent>
                   <w:p>
@@ -14511,7 +15753,7 @@
               <v:stroke joinstyle="miter"/>
               <v:path gradientshapeok="t" o:connecttype="rect"/>
             </v:shapetype>
-            <v:shape id="Textbox 9" o:spid="_x0000_s1032" type="#_x0000_t202" style="position:absolute;margin-left:59pt;margin-top:60.75pt;width:321.35pt;height:19.75pt;z-index:-251652608;visibility:visible;mso-wrap-style:square;mso-wrap-distance-left:0;mso-wrap-distance-top:0;mso-wrap-distance-right:0;mso-wrap-distance-bottom:0;mso-position-horizontal:absolute;mso-position-horizontal-relative:page;mso-position-vertical:absolute;mso-position-vertical-relative:page;v-text-anchor:top" o:gfxdata="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" filled="f" stroked="f">
+            <v:shape id="Textbox 9" o:spid="_x0000_s1031" type="#_x0000_t202" style="position:absolute;margin-left:59pt;margin-top:60.75pt;width:321.35pt;height:19.75pt;z-index:-251652608;visibility:visible;mso-wrap-style:square;mso-wrap-distance-left:0;mso-wrap-distance-top:0;mso-wrap-distance-right:0;mso-wrap-distance-bottom:0;mso-position-horizontal:absolute;mso-position-horizontal-relative:page;mso-position-vertical:absolute;mso-position-vertical-relative:page;v-text-anchor:top" o:gfxdata="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" filled="f" stroked="f">
               <v:textbox inset="0,0,0,0">
                 <w:txbxContent>
                   <w:p>
@@ -14647,7 +15889,7 @@
               <v:stroke joinstyle="miter"/>
               <v:path gradientshapeok="t" o:connecttype="rect"/>
             </v:shapetype>
-            <v:shape id="Textbox 10" o:spid="_x0000_s1033" type="#_x0000_t202" style="position:absolute;margin-left:59pt;margin-top:60.75pt;width:247.6pt;height:19.75pt;z-index:-251651584;visibility:visible;mso-wrap-style:square;mso-wrap-distance-left:0;mso-wrap-distance-top:0;mso-wrap-distance-right:0;mso-wrap-distance-bottom:0;mso-position-horizontal:absolute;mso-position-horizontal-relative:page;mso-position-vertical:absolute;mso-position-vertical-relative:page;v-text-anchor:top" o:gfxdata="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" filled="f" stroked="f">
+            <v:shape id="Textbox 10" o:spid="_x0000_s1032" type="#_x0000_t202" style="position:absolute;margin-left:59pt;margin-top:60.75pt;width:247.6pt;height:19.75pt;z-index:-251651584;visibility:visible;mso-wrap-style:square;mso-wrap-distance-left:0;mso-wrap-distance-top:0;mso-wrap-distance-right:0;mso-wrap-distance-bottom:0;mso-position-horizontal:absolute;mso-position-horizontal-relative:page;mso-position-vertical:absolute;mso-position-vertical-relative:page;v-text-anchor:top" o:gfxdata="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" filled="f" stroked="f">
               <v:textbox inset="0,0,0,0">
                 <w:txbxContent>
                   <w:p>
@@ -14797,7 +16039,7 @@
               <v:stroke joinstyle="miter"/>
               <v:path gradientshapeok="t" o:connecttype="rect"/>
             </v:shapetype>
-            <v:shape id="Textbox 11" o:spid="_x0000_s1034" type="#_x0000_t202" style="position:absolute;margin-left:59pt;margin-top:60.75pt;width:207pt;height:19.75pt;z-index:-251650560;visibility:visible;mso-wrap-style:square;mso-wrap-distance-left:0;mso-wrap-distance-top:0;mso-wrap-distance-right:0;mso-wrap-distance-bottom:0;mso-position-horizontal:absolute;mso-position-horizontal-relative:page;mso-position-vertical:absolute;mso-position-vertical-relative:page;v-text-anchor:top" o:gfxdata="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" filled="f" stroked="f">
+            <v:shape id="Textbox 11" o:spid="_x0000_s1033" type="#_x0000_t202" style="position:absolute;margin-left:59pt;margin-top:60.75pt;width:207pt;height:19.75pt;z-index:-251650560;visibility:visible;mso-wrap-style:square;mso-wrap-distance-left:0;mso-wrap-distance-top:0;mso-wrap-distance-right:0;mso-wrap-distance-bottom:0;mso-position-horizontal:absolute;mso-position-horizontal-relative:page;mso-position-vertical:absolute;mso-position-vertical-relative:page;v-text-anchor:top" o:gfxdata="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" filled="f" stroked="f">
               <v:textbox inset="0,0,0,0">
                 <w:txbxContent>
                   <w:p>
